--- a/lessons/9-3/downloads/reveal/teacher/9.3-homework-packet.docx
+++ b/lessons/9-3/downloads/reveal/teacher/9.3-homework-packet.docx
@@ -15,10 +15,28 @@
         <w:rPr>
           <w:rFonts w:ascii="Avenir Next" w:hAnsi="Avenir Next" w:cs="Avenir Next" w:eastAsia="Avenir Next"/>
           <w:color w:val="1A1A1A"/>
+          <w:sz w:val="22"/>
+          <w:szCs w:val="20"/>
+        </w:rPr>
+        <w:t xml:space="preserve">Name</w:t>
+      </w:r>
+      <w:r>
+        <w:rPr>
+          <w:rFonts w:ascii="Avenir Next" w:hAnsi="Avenir Next" w:cs="Avenir Next" w:eastAsia="Avenir Next"/>
+          <w:color w:val="1A1A1A"/>
           <w:sz w:val="20"/>
           <w:szCs w:val="20"/>
         </w:rPr>
-        <w:t xml:space="preserve">Name</w:t>
+        <w:tab/>
+      </w:r>
+      <w:r>
+        <w:rPr>
+          <w:rFonts w:ascii="Avenir Next" w:hAnsi="Avenir Next" w:cs="Avenir Next" w:eastAsia="Avenir Next"/>
+          <w:color w:val="1A1A1A"/>
+          <w:sz w:val="22"/>
+          <w:szCs w:val="20"/>
+        </w:rPr>
+        <w:t xml:space="preserve">   Date</w:t>
       </w:r>
       <w:r>
         <w:rPr>
@@ -33,25 +51,7 @@
         <w:rPr>
           <w:rFonts w:ascii="Avenir Next" w:hAnsi="Avenir Next" w:cs="Avenir Next" w:eastAsia="Avenir Next"/>
           <w:color w:val="1A1A1A"/>
-          <w:sz w:val="20"/>
-          <w:szCs w:val="20"/>
-        </w:rPr>
-        <w:t xml:space="preserve">   Date</w:t>
-      </w:r>
-      <w:r>
-        <w:rPr>
-          <w:rFonts w:ascii="Avenir Next" w:hAnsi="Avenir Next" w:cs="Avenir Next" w:eastAsia="Avenir Next"/>
-          <w:color w:val="1A1A1A"/>
-          <w:sz w:val="20"/>
-          <w:szCs w:val="20"/>
-        </w:rPr>
-        <w:tab/>
-      </w:r>
-      <w:r>
-        <w:rPr>
-          <w:rFonts w:ascii="Avenir Next" w:hAnsi="Avenir Next" w:cs="Avenir Next" w:eastAsia="Avenir Next"/>
-          <w:color w:val="1A1A1A"/>
-          <w:sz w:val="20"/>
+          <w:sz w:val="22"/>
           <w:szCs w:val="20"/>
         </w:rPr>
         <w:t xml:space="preserve">   Period</w:t>
@@ -78,7 +78,7 @@
           <w:caps/>
           <w:color w:val="003A70"/>
           <w:spacing w:val="12"/>
-          <w:sz w:val="19"/>
+          <w:sz w:val="22"/>
           <w:szCs w:val="19"/>
         </w:rPr>
         <w:t xml:space="preserve">Lesson 9-3  ·  Homework Packet  ·  Sheet 1 of 2</w:t>
@@ -86,6 +86,7 @@
     </w:p>
     <w:p>
       <w:pPr>
+        <w:pStyle w:val="Heading1"/>
         <w:keepNext/>
         <w:spacing w:before="0" w:after="0" w:line="240" w:lineRule="auto"/>
       </w:pPr>
@@ -111,7 +112,7 @@
         <w:rPr>
           <w:rFonts w:ascii="Avenir Next" w:hAnsi="Avenir Next" w:cs="Avenir Next" w:eastAsia="Avenir Next"/>
           <w:color w:val="5A5F66"/>
-          <w:sz w:val="17"/>
+          <w:sz w:val="22"/>
           <w:szCs w:val="17"/>
         </w:rPr>
         <w:t xml:space="preserve">Maryland Standard 6.EE.C.9   ·   Learning target — I can write an equation that matches a table of values.</w:t>
@@ -158,6 +159,7 @@
           </w:tcPr>
           <w:p>
             <w:pPr>
+              <w:pStyle w:val="Heading2"/>
               <w:spacing w:before="0" w:after="0" w:line="240" w:lineRule="auto"/>
             </w:pPr>
             <w:r>
@@ -185,101 +187,101 @@
                 <w:rFonts w:ascii="Avenir Next" w:hAnsi="Avenir Next" w:cs="Avenir Next" w:eastAsia="Avenir Next"/>
                 <w:b/>
                 <w:color w:val="003A70"/>
+                <w:sz w:val="22"/>
+                <w:szCs w:val="18"/>
+              </w:rPr>
+              <w:t xml:space="preserve">•</w:t>
+            </w:r>
+            <w:r>
+              <w:rPr>
+                <w:rFonts w:ascii="Avenir Next" w:hAnsi="Avenir Next" w:cs="Avenir Next" w:eastAsia="Avenir Next"/>
+                <w:color w:val="1A1A1A"/>
                 <w:sz w:val="18"/>
                 <w:szCs w:val="18"/>
               </w:rPr>
-              <w:t xml:space="preserve">•</w:t>
-            </w:r>
-            <w:r>
-              <w:rPr>
-                <w:rFonts w:ascii="Avenir Next" w:hAnsi="Avenir Next" w:cs="Avenir Next" w:eastAsia="Avenir Next"/>
-                <w:color w:val="1A1A1A"/>
-                <w:sz w:val="18"/>
+              <w:tab/>
+            </w:r>
+            <w:r>
+              <w:rPr>
+                <w:rFonts w:ascii="Avenir Next" w:hAnsi="Avenir Next" w:cs="Avenir Next" w:eastAsia="Avenir Next"/>
+                <w:color w:val="1A1A1A"/>
+                <w:sz w:val="22"/>
                 <w:szCs w:val="18"/>
               </w:rPr>
-              <w:tab/>
-            </w:r>
-            <w:r>
-              <w:rPr>
-                <w:rFonts w:ascii="Avenir Next" w:hAnsi="Avenir Next" w:cs="Avenir Next" w:eastAsia="Avenir Next"/>
-                <w:color w:val="1A1A1A"/>
-                <w:sz w:val="18"/>
+              <w:t xml:space="preserve">An </w:t>
+            </w:r>
+            <w:r>
+              <w:rPr>
+                <w:rFonts w:ascii="Avenir Next" w:hAnsi="Avenir Next" w:cs="Avenir Next" w:eastAsia="Avenir Next"/>
+                <w:b/>
+                <w:color w:val="1A1A1A"/>
+                <w:sz w:val="22"/>
                 <w:szCs w:val="18"/>
               </w:rPr>
-              <w:t xml:space="preserve">An </w:t>
+              <w:t xml:space="preserve">equation</w:t>
+            </w:r>
+            <w:r>
+              <w:rPr>
+                <w:rFonts w:ascii="Avenir Next" w:hAnsi="Avenir Next" w:cs="Avenir Next" w:eastAsia="Avenir Next"/>
+                <w:color w:val="1A1A1A"/>
+                <w:sz w:val="22"/>
+                <w:szCs w:val="18"/>
+              </w:rPr>
+              <w:t xml:space="preserve"> like </w:t>
+            </w:r>
+            <w:r>
+              <w:rPr>
+                <w:rFonts w:ascii="Avenir Next" w:hAnsi="Avenir Next" w:cs="Avenir Next" w:eastAsia="Avenir Next"/>
+                <w:i/>
+                <w:color w:val="1A1A1A"/>
+                <w:sz w:val="22"/>
+                <w:szCs w:val="18"/>
+              </w:rPr>
+              <w:t xml:space="preserve">y</w:t>
+            </w:r>
+            <w:r>
+              <w:rPr>
+                <w:rFonts w:ascii="Avenir Next" w:hAnsi="Avenir Next" w:cs="Avenir Next" w:eastAsia="Avenir Next"/>
+                <w:color w:val="1A1A1A"/>
+                <w:sz w:val="22"/>
+                <w:szCs w:val="18"/>
+              </w:rPr>
+              <w:t xml:space="preserve"> = 5</w:t>
+            </w:r>
+            <w:r>
+              <w:rPr>
+                <w:rFonts w:ascii="Avenir Next" w:hAnsi="Avenir Next" w:cs="Avenir Next" w:eastAsia="Avenir Next"/>
+                <w:i/>
+                <w:color w:val="1A1A1A"/>
+                <w:sz w:val="22"/>
+                <w:szCs w:val="18"/>
+              </w:rPr>
+              <w:t xml:space="preserve">x</w:t>
+            </w:r>
+            <w:r>
+              <w:rPr>
+                <w:rFonts w:ascii="Avenir Next" w:hAnsi="Avenir Next" w:cs="Avenir Next" w:eastAsia="Avenir Next"/>
+                <w:color w:val="1A1A1A"/>
+                <w:sz w:val="22"/>
+                <w:szCs w:val="18"/>
+              </w:rPr>
+              <w:t xml:space="preserve"> is a rule that works for </w:t>
             </w:r>
             <w:r>
               <w:rPr>
                 <w:rFonts w:ascii="Avenir Next" w:hAnsi="Avenir Next" w:cs="Avenir Next" w:eastAsia="Avenir Next"/>
                 <w:b/>
                 <w:color w:val="1A1A1A"/>
-                <w:sz w:val="18"/>
+                <w:sz w:val="22"/>
                 <w:szCs w:val="18"/>
               </w:rPr>
-              <w:t xml:space="preserve">equation</w:t>
-            </w:r>
-            <w:r>
-              <w:rPr>
-                <w:rFonts w:ascii="Avenir Next" w:hAnsi="Avenir Next" w:cs="Avenir Next" w:eastAsia="Avenir Next"/>
-                <w:color w:val="1A1A1A"/>
-                <w:sz w:val="18"/>
-                <w:szCs w:val="18"/>
-              </w:rPr>
-              <w:t xml:space="preserve"> like </w:t>
-            </w:r>
-            <w:r>
-              <w:rPr>
-                <w:rFonts w:ascii="Avenir Next" w:hAnsi="Avenir Next" w:cs="Avenir Next" w:eastAsia="Avenir Next"/>
-                <w:i/>
-                <w:color w:val="1A1A1A"/>
-                <w:sz w:val="18"/>
-                <w:szCs w:val="18"/>
-              </w:rPr>
-              <w:t xml:space="preserve">y</w:t>
-            </w:r>
-            <w:r>
-              <w:rPr>
-                <w:rFonts w:ascii="Avenir Next" w:hAnsi="Avenir Next" w:cs="Avenir Next" w:eastAsia="Avenir Next"/>
-                <w:color w:val="1A1A1A"/>
-                <w:sz w:val="18"/>
-                <w:szCs w:val="18"/>
-              </w:rPr>
-              <w:t xml:space="preserve"> = 5</w:t>
-            </w:r>
-            <w:r>
-              <w:rPr>
-                <w:rFonts w:ascii="Avenir Next" w:hAnsi="Avenir Next" w:cs="Avenir Next" w:eastAsia="Avenir Next"/>
-                <w:i/>
-                <w:color w:val="1A1A1A"/>
-                <w:sz w:val="18"/>
-                <w:szCs w:val="18"/>
-              </w:rPr>
-              <w:t xml:space="preserve">x</w:t>
-            </w:r>
-            <w:r>
-              <w:rPr>
-                <w:rFonts w:ascii="Avenir Next" w:hAnsi="Avenir Next" w:cs="Avenir Next" w:eastAsia="Avenir Next"/>
-                <w:color w:val="1A1A1A"/>
-                <w:sz w:val="18"/>
-                <w:szCs w:val="18"/>
-              </w:rPr>
-              <w:t xml:space="preserve"> is a rule that works for </w:t>
-            </w:r>
-            <w:r>
-              <w:rPr>
-                <w:rFonts w:ascii="Avenir Next" w:hAnsi="Avenir Next" w:cs="Avenir Next" w:eastAsia="Avenir Next"/>
-                <w:b/>
-                <w:color w:val="1A1A1A"/>
-                <w:sz w:val="18"/>
-                <w:szCs w:val="18"/>
-              </w:rPr>
               <w:t xml:space="preserve">every</w:t>
             </w:r>
             <w:r>
               <w:rPr>
                 <w:rFonts w:ascii="Avenir Next" w:hAnsi="Avenir Next" w:cs="Avenir Next" w:eastAsia="Avenir Next"/>
                 <w:color w:val="1A1A1A"/>
-                <w:sz w:val="18"/>
+                <w:sz w:val="22"/>
                 <w:szCs w:val="18"/>
               </w:rPr>
               <w:t xml:space="preserve"> row.</w:t>
@@ -298,54 +300,92 @@
                 <w:rFonts w:ascii="Avenir Next" w:hAnsi="Avenir Next" w:cs="Avenir Next" w:eastAsia="Avenir Next"/>
                 <w:b/>
                 <w:color w:val="003A70"/>
+                <w:sz w:val="22"/>
+                <w:szCs w:val="18"/>
+              </w:rPr>
+              <w:t xml:space="preserve">•</w:t>
+            </w:r>
+            <w:r>
+              <w:rPr>
+                <w:rFonts w:ascii="Avenir Next" w:hAnsi="Avenir Next" w:cs="Avenir Next" w:eastAsia="Avenir Next"/>
+                <w:color w:val="1A1A1A"/>
                 <w:sz w:val="18"/>
                 <w:szCs w:val="18"/>
               </w:rPr>
-              <w:t xml:space="preserve">•</w:t>
-            </w:r>
-            <w:r>
-              <w:rPr>
-                <w:rFonts w:ascii="Avenir Next" w:hAnsi="Avenir Next" w:cs="Avenir Next" w:eastAsia="Avenir Next"/>
-                <w:color w:val="1A1A1A"/>
-                <w:sz w:val="18"/>
+              <w:tab/>
+            </w:r>
+            <w:r>
+              <w:rPr>
+                <w:rFonts w:ascii="Avenir Next" w:hAnsi="Avenir Next" w:cs="Avenir Next" w:eastAsia="Avenir Next"/>
+                <w:color w:val="1A1A1A"/>
+                <w:sz w:val="22"/>
                 <w:szCs w:val="18"/>
               </w:rPr>
-              <w:tab/>
-            </w:r>
-            <w:r>
-              <w:rPr>
-                <w:rFonts w:ascii="Avenir Next" w:hAnsi="Avenir Next" w:cs="Avenir Next" w:eastAsia="Avenir Next"/>
-                <w:color w:val="1A1A1A"/>
-                <w:sz w:val="18"/>
+              <w:t xml:space="preserve">Same </w:t>
+            </w:r>
+            <w:r>
+              <w:rPr>
+                <w:rFonts w:ascii="Avenir Next" w:hAnsi="Avenir Next" w:cs="Avenir Next" w:eastAsia="Avenir Next"/>
+                <w:i/>
+                <w:color w:val="1A1A1A"/>
+                <w:sz w:val="22"/>
                 <w:szCs w:val="18"/>
               </w:rPr>
-              <w:t xml:space="preserve">Same </w:t>
-            </w:r>
-            <w:r>
-              <w:rPr>
-                <w:rFonts w:ascii="Avenir Next" w:hAnsi="Avenir Next" w:cs="Avenir Next" w:eastAsia="Avenir Next"/>
-                <w:i/>
-                <w:color w:val="1A1A1A"/>
-                <w:sz w:val="18"/>
+              <w:t xml:space="preserve">y</w:t>
+            </w:r>
+            <w:r>
+              <w:rPr>
+                <w:rFonts w:ascii="Avenir Next" w:hAnsi="Avenir Next" w:cs="Avenir Next" w:eastAsia="Avenir Next"/>
+                <w:color w:val="1A1A1A"/>
+                <w:sz w:val="22"/>
                 <w:szCs w:val="18"/>
               </w:rPr>
+              <w:t xml:space="preserve"> ÷ </w:t>
+            </w:r>
+            <w:r>
+              <w:rPr>
+                <w:rFonts w:ascii="Avenir Next" w:hAnsi="Avenir Next" w:cs="Avenir Next" w:eastAsia="Avenir Next"/>
+                <w:i/>
+                <w:color w:val="1A1A1A"/>
+                <w:sz w:val="22"/>
+                <w:szCs w:val="18"/>
+              </w:rPr>
+              <w:t xml:space="preserve">x</w:t>
+            </w:r>
+            <w:r>
+              <w:rPr>
+                <w:rFonts w:ascii="Avenir Next" w:hAnsi="Avenir Next" w:cs="Avenir Next" w:eastAsia="Avenir Next"/>
+                <w:color w:val="1A1A1A"/>
+                <w:sz w:val="22"/>
+                <w:szCs w:val="18"/>
+              </w:rPr>
+              <w:t xml:space="preserve"> in every row: </w:t>
+            </w:r>
+            <w:r>
+              <w:rPr>
+                <w:rFonts w:ascii="Avenir Next" w:hAnsi="Avenir Next" w:cs="Avenir Next" w:eastAsia="Avenir Next"/>
+                <w:i/>
+                <w:color w:val="1A1A1A"/>
+                <w:sz w:val="22"/>
+                <w:szCs w:val="18"/>
+              </w:rPr>
               <w:t xml:space="preserve">y</w:t>
             </w:r>
             <w:r>
               <w:rPr>
                 <w:rFonts w:ascii="Avenir Next" w:hAnsi="Avenir Next" w:cs="Avenir Next" w:eastAsia="Avenir Next"/>
                 <w:color w:val="1A1A1A"/>
-                <w:sz w:val="18"/>
+                <w:sz w:val="22"/>
                 <w:szCs w:val="18"/>
               </w:rPr>
-              <w:t xml:space="preserve"> ÷ </w:t>
-            </w:r>
-            <w:r>
-              <w:rPr>
-                <w:rFonts w:ascii="Avenir Next" w:hAnsi="Avenir Next" w:cs="Avenir Next" w:eastAsia="Avenir Next"/>
-                <w:i/>
-                <w:color w:val="1A1A1A"/>
-                <w:sz w:val="18"/>
+              <w:t xml:space="preserve"> = (that number) × </w:t>
+            </w:r>
+            <w:r>
+              <w:rPr>
+                <w:rFonts w:ascii="Avenir Next" w:hAnsi="Avenir Next" w:cs="Avenir Next" w:eastAsia="Avenir Next"/>
+                <w:i/>
+                <w:color w:val="1A1A1A"/>
+                <w:sz w:val="22"/>
                 <w:szCs w:val="18"/>
               </w:rPr>
               <w:t xml:space="preserve">x</w:t>
@@ -354,17 +394,17 @@
               <w:rPr>
                 <w:rFonts w:ascii="Avenir Next" w:hAnsi="Avenir Next" w:cs="Avenir Next" w:eastAsia="Avenir Next"/>
                 <w:color w:val="1A1A1A"/>
-                <w:sz w:val="18"/>
+                <w:sz w:val="22"/>
                 <w:szCs w:val="18"/>
               </w:rPr>
-              <w:t xml:space="preserve"> in every row: </w:t>
-            </w:r>
-            <w:r>
-              <w:rPr>
-                <w:rFonts w:ascii="Avenir Next" w:hAnsi="Avenir Next" w:cs="Avenir Next" w:eastAsia="Avenir Next"/>
-                <w:i/>
-                <w:color w:val="1A1A1A"/>
-                <w:sz w:val="18"/>
+              <w:t xml:space="preserve">. Same </w:t>
+            </w:r>
+            <w:r>
+              <w:rPr>
+                <w:rFonts w:ascii="Avenir Next" w:hAnsi="Avenir Next" w:cs="Avenir Next" w:eastAsia="Avenir Next"/>
+                <w:i/>
+                <w:color w:val="1A1A1A"/>
+                <w:sz w:val="22"/>
                 <w:szCs w:val="18"/>
               </w:rPr>
               <w:t xml:space="preserve">y</w:t>
@@ -373,17 +413,17 @@
               <w:rPr>
                 <w:rFonts w:ascii="Avenir Next" w:hAnsi="Avenir Next" w:cs="Avenir Next" w:eastAsia="Avenir Next"/>
                 <w:color w:val="1A1A1A"/>
-                <w:sz w:val="18"/>
+                <w:sz w:val="22"/>
                 <w:szCs w:val="18"/>
               </w:rPr>
-              <w:t xml:space="preserve"> = (that number) × </w:t>
-            </w:r>
-            <w:r>
-              <w:rPr>
-                <w:rFonts w:ascii="Avenir Next" w:hAnsi="Avenir Next" w:cs="Avenir Next" w:eastAsia="Avenir Next"/>
-                <w:i/>
-                <w:color w:val="1A1A1A"/>
-                <w:sz w:val="18"/>
+              <w:t xml:space="preserve"> − </w:t>
+            </w:r>
+            <w:r>
+              <w:rPr>
+                <w:rFonts w:ascii="Avenir Next" w:hAnsi="Avenir Next" w:cs="Avenir Next" w:eastAsia="Avenir Next"/>
+                <w:i/>
+                <w:color w:val="1A1A1A"/>
+                <w:sz w:val="22"/>
                 <w:szCs w:val="18"/>
               </w:rPr>
               <w:t xml:space="preserve">x</w:t>
@@ -392,17 +432,17 @@
               <w:rPr>
                 <w:rFonts w:ascii="Avenir Next" w:hAnsi="Avenir Next" w:cs="Avenir Next" w:eastAsia="Avenir Next"/>
                 <w:color w:val="1A1A1A"/>
-                <w:sz w:val="18"/>
+                <w:sz w:val="22"/>
                 <w:szCs w:val="18"/>
               </w:rPr>
-              <w:t xml:space="preserve">. Same </w:t>
-            </w:r>
-            <w:r>
-              <w:rPr>
-                <w:rFonts w:ascii="Avenir Next" w:hAnsi="Avenir Next" w:cs="Avenir Next" w:eastAsia="Avenir Next"/>
-                <w:i/>
-                <w:color w:val="1A1A1A"/>
-                <w:sz w:val="18"/>
+              <w:t xml:space="preserve">: </w:t>
+            </w:r>
+            <w:r>
+              <w:rPr>
+                <w:rFonts w:ascii="Avenir Next" w:hAnsi="Avenir Next" w:cs="Avenir Next" w:eastAsia="Avenir Next"/>
+                <w:i/>
+                <w:color w:val="1A1A1A"/>
+                <w:sz w:val="22"/>
                 <w:szCs w:val="18"/>
               </w:rPr>
               <w:t xml:space="preserve">y</w:t>
@@ -411,17 +451,17 @@
               <w:rPr>
                 <w:rFonts w:ascii="Avenir Next" w:hAnsi="Avenir Next" w:cs="Avenir Next" w:eastAsia="Avenir Next"/>
                 <w:color w:val="1A1A1A"/>
-                <w:sz w:val="18"/>
+                <w:sz w:val="22"/>
                 <w:szCs w:val="18"/>
               </w:rPr>
-              <w:t xml:space="preserve"> − </w:t>
-            </w:r>
-            <w:r>
-              <w:rPr>
-                <w:rFonts w:ascii="Avenir Next" w:hAnsi="Avenir Next" w:cs="Avenir Next" w:eastAsia="Avenir Next"/>
-                <w:i/>
-                <w:color w:val="1A1A1A"/>
-                <w:sz w:val="18"/>
+              <w:t xml:space="preserve"> = </w:t>
+            </w:r>
+            <w:r>
+              <w:rPr>
+                <w:rFonts w:ascii="Avenir Next" w:hAnsi="Avenir Next" w:cs="Avenir Next" w:eastAsia="Avenir Next"/>
+                <w:i/>
+                <w:color w:val="1A1A1A"/>
+                <w:sz w:val="22"/>
                 <w:szCs w:val="18"/>
               </w:rPr>
               <w:t xml:space="preserve">x</w:t>
@@ -430,45 +470,7 @@
               <w:rPr>
                 <w:rFonts w:ascii="Avenir Next" w:hAnsi="Avenir Next" w:cs="Avenir Next" w:eastAsia="Avenir Next"/>
                 <w:color w:val="1A1A1A"/>
-                <w:sz w:val="18"/>
-                <w:szCs w:val="18"/>
-              </w:rPr>
-              <w:t xml:space="preserve">: </w:t>
-            </w:r>
-            <w:r>
-              <w:rPr>
-                <w:rFonts w:ascii="Avenir Next" w:hAnsi="Avenir Next" w:cs="Avenir Next" w:eastAsia="Avenir Next"/>
-                <w:i/>
-                <w:color w:val="1A1A1A"/>
-                <w:sz w:val="18"/>
-                <w:szCs w:val="18"/>
-              </w:rPr>
-              <w:t xml:space="preserve">y</w:t>
-            </w:r>
-            <w:r>
-              <w:rPr>
-                <w:rFonts w:ascii="Avenir Next" w:hAnsi="Avenir Next" w:cs="Avenir Next" w:eastAsia="Avenir Next"/>
-                <w:color w:val="1A1A1A"/>
-                <w:sz w:val="18"/>
-                <w:szCs w:val="18"/>
-              </w:rPr>
-              <w:t xml:space="preserve"> = </w:t>
-            </w:r>
-            <w:r>
-              <w:rPr>
-                <w:rFonts w:ascii="Avenir Next" w:hAnsi="Avenir Next" w:cs="Avenir Next" w:eastAsia="Avenir Next"/>
-                <w:i/>
-                <w:color w:val="1A1A1A"/>
-                <w:sz w:val="18"/>
-                <w:szCs w:val="18"/>
-              </w:rPr>
-              <w:t xml:space="preserve">x</w:t>
-            </w:r>
-            <w:r>
-              <w:rPr>
-                <w:rFonts w:ascii="Avenir Next" w:hAnsi="Avenir Next" w:cs="Avenir Next" w:eastAsia="Avenir Next"/>
-                <w:color w:val="1A1A1A"/>
-                <w:sz w:val="18"/>
+                <w:sz w:val="22"/>
                 <w:szCs w:val="18"/>
               </w:rPr>
               <w:t xml:space="preserve"> + (that number).</w:t>
@@ -487,44 +489,44 @@
                 <w:rFonts w:ascii="Avenir Next" w:hAnsi="Avenir Next" w:cs="Avenir Next" w:eastAsia="Avenir Next"/>
                 <w:b/>
                 <w:color w:val="003A70"/>
+                <w:sz w:val="22"/>
+                <w:szCs w:val="18"/>
+              </w:rPr>
+              <w:t xml:space="preserve">•</w:t>
+            </w:r>
+            <w:r>
+              <w:rPr>
+                <w:rFonts w:ascii="Avenir Next" w:hAnsi="Avenir Next" w:cs="Avenir Next" w:eastAsia="Avenir Next"/>
+                <w:color w:val="1A1A1A"/>
                 <w:sz w:val="18"/>
                 <w:szCs w:val="18"/>
               </w:rPr>
-              <w:t xml:space="preserve">•</w:t>
-            </w:r>
-            <w:r>
-              <w:rPr>
-                <w:rFonts w:ascii="Avenir Next" w:hAnsi="Avenir Next" w:cs="Avenir Next" w:eastAsia="Avenir Next"/>
-                <w:color w:val="1A1A1A"/>
-                <w:sz w:val="18"/>
+              <w:tab/>
+            </w:r>
+            <w:r>
+              <w:rPr>
+                <w:rFonts w:ascii="Avenir Next" w:hAnsi="Avenir Next" w:cs="Avenir Next" w:eastAsia="Avenir Next"/>
+                <w:color w:val="1A1A1A"/>
+                <w:sz w:val="22"/>
                 <w:szCs w:val="18"/>
               </w:rPr>
-              <w:tab/>
-            </w:r>
-            <w:r>
-              <w:rPr>
-                <w:rFonts w:ascii="Avenir Next" w:hAnsi="Avenir Next" w:cs="Avenir Next" w:eastAsia="Avenir Next"/>
-                <w:color w:val="1A1A1A"/>
-                <w:sz w:val="18"/>
+              <w:t xml:space="preserve">Check your equation with </w:t>
+            </w:r>
+            <w:r>
+              <w:rPr>
+                <w:rFonts w:ascii="Avenir Next" w:hAnsi="Avenir Next" w:cs="Avenir Next" w:eastAsia="Avenir Next"/>
+                <w:b/>
+                <w:color w:val="1A1A1A"/>
+                <w:sz w:val="22"/>
                 <w:szCs w:val="18"/>
               </w:rPr>
-              <w:t xml:space="preserve">Check your equation with </w:t>
-            </w:r>
-            <w:r>
-              <w:rPr>
-                <w:rFonts w:ascii="Avenir Next" w:hAnsi="Avenir Next" w:cs="Avenir Next" w:eastAsia="Avenir Next"/>
-                <w:b/>
-                <w:color w:val="1A1A1A"/>
-                <w:sz w:val="18"/>
-                <w:szCs w:val="18"/>
-              </w:rPr>
               <w:t xml:space="preserve">two</w:t>
             </w:r>
             <w:r>
               <w:rPr>
                 <w:rFonts w:ascii="Avenir Next" w:hAnsi="Avenir Next" w:cs="Avenir Next" w:eastAsia="Avenir Next"/>
                 <w:color w:val="1A1A1A"/>
-                <w:sz w:val="18"/>
+                <w:sz w:val="22"/>
                 <w:szCs w:val="18"/>
               </w:rPr>
               <w:t xml:space="preserve"> rows.</w:t>
@@ -539,6 +541,7 @@
           </w:tcPr>
           <w:p>
             <w:pPr>
+              <w:pStyle w:val="Heading2"/>
               <w:spacing w:before="0" w:after="0" w:line="240" w:lineRule="auto"/>
             </w:pPr>
             <w:r>
@@ -561,7 +564,7 @@
               <w:rPr>
                 <w:rFonts w:ascii="Avenir Next" w:hAnsi="Avenir Next" w:cs="Avenir Next" w:eastAsia="Avenir Next"/>
                 <w:color w:val="1A1A1A"/>
-                <w:sz w:val="17"/>
+                <w:sz w:val="22"/>
                 <w:szCs w:val="17"/>
               </w:rPr>
               <w:t xml:space="preserve">Write an equation for </w:t>
@@ -571,7 +574,7 @@
                 <w:rFonts w:ascii="Avenir Next" w:hAnsi="Avenir Next" w:cs="Avenir Next" w:eastAsia="Avenir Next"/>
                 <w:i/>
                 <w:color w:val="1A1A1A"/>
-                <w:sz w:val="17"/>
+                <w:sz w:val="22"/>
                 <w:szCs w:val="17"/>
               </w:rPr>
               <w:t xml:space="preserve">x</w:t>
@@ -580,7 +583,7 @@
               <w:rPr>
                 <w:rFonts w:ascii="Avenir Next" w:hAnsi="Avenir Next" w:cs="Avenir Next" w:eastAsia="Avenir Next"/>
                 <w:color w:val="1A1A1A"/>
-                <w:sz w:val="17"/>
+                <w:sz w:val="22"/>
                 <w:szCs w:val="17"/>
               </w:rPr>
               <w:t xml:space="preserve">: 2, 3, 5 and </w:t>
@@ -590,7 +593,7 @@
                 <w:rFonts w:ascii="Avenir Next" w:hAnsi="Avenir Next" w:cs="Avenir Next" w:eastAsia="Avenir Next"/>
                 <w:i/>
                 <w:color w:val="1A1A1A"/>
-                <w:sz w:val="17"/>
+                <w:sz w:val="22"/>
                 <w:szCs w:val="17"/>
               </w:rPr>
               <w:t xml:space="preserve">y</w:t>
@@ -599,7 +602,7 @@
               <w:rPr>
                 <w:rFonts w:ascii="Avenir Next" w:hAnsi="Avenir Next" w:cs="Avenir Next" w:eastAsia="Avenir Next"/>
                 <w:color w:val="1A1A1A"/>
-                <w:sz w:val="17"/>
+                <w:sz w:val="22"/>
                 <w:szCs w:val="17"/>
               </w:rPr>
               <w:t xml:space="preserve">: 12, 18, 30.</w:t>
@@ -618,25 +621,25 @@
                 <w:rFonts w:ascii="Avenir Next" w:hAnsi="Avenir Next" w:cs="Avenir Next" w:eastAsia="Avenir Next"/>
                 <w:b/>
                 <w:color w:val="003A70"/>
+                <w:sz w:val="22"/>
+                <w:szCs w:val="17"/>
+              </w:rPr>
+              <w:t xml:space="preserve">Step 1</w:t>
+            </w:r>
+            <w:r>
+              <w:rPr>
+                <w:rFonts w:ascii="Avenir Next" w:hAnsi="Avenir Next" w:cs="Avenir Next" w:eastAsia="Avenir Next"/>
+                <w:color w:val="1A1A1A"/>
                 <w:sz w:val="17"/>
                 <w:szCs w:val="17"/>
               </w:rPr>
-              <w:t xml:space="preserve">Step 1</w:t>
-            </w:r>
-            <w:r>
-              <w:rPr>
-                <w:rFonts w:ascii="Avenir Next" w:hAnsi="Avenir Next" w:cs="Avenir Next" w:eastAsia="Avenir Next"/>
-                <w:color w:val="1A1A1A"/>
-                <w:sz w:val="17"/>
-                <w:szCs w:val="17"/>
-              </w:rPr>
               <w:tab/>
             </w:r>
             <w:r>
               <w:rPr>
                 <w:rFonts w:ascii="Avenir Next" w:hAnsi="Avenir Next" w:cs="Avenir Next" w:eastAsia="Avenir Next"/>
                 <w:color w:val="1A1A1A"/>
-                <w:sz w:val="17"/>
+                <w:sz w:val="22"/>
                 <w:szCs w:val="17"/>
               </w:rPr>
               <w:t xml:space="preserve">12 ÷ 2 = 6,  18 ÷ 3 = 6,  30 ÷ 5 = 6</w:t>
@@ -655,25 +658,25 @@
                 <w:rFonts w:ascii="Avenir Next" w:hAnsi="Avenir Next" w:cs="Avenir Next" w:eastAsia="Avenir Next"/>
                 <w:b/>
                 <w:color w:val="003A70"/>
+                <w:sz w:val="22"/>
+                <w:szCs w:val="17"/>
+              </w:rPr>
+              <w:t xml:space="preserve">Step 2</w:t>
+            </w:r>
+            <w:r>
+              <w:rPr>
+                <w:rFonts w:ascii="Avenir Next" w:hAnsi="Avenir Next" w:cs="Avenir Next" w:eastAsia="Avenir Next"/>
+                <w:color w:val="1A1A1A"/>
                 <w:sz w:val="17"/>
                 <w:szCs w:val="17"/>
               </w:rPr>
-              <w:t xml:space="preserve">Step 2</w:t>
-            </w:r>
-            <w:r>
-              <w:rPr>
-                <w:rFonts w:ascii="Avenir Next" w:hAnsi="Avenir Next" w:cs="Avenir Next" w:eastAsia="Avenir Next"/>
-                <w:color w:val="1A1A1A"/>
-                <w:sz w:val="17"/>
-                <w:szCs w:val="17"/>
-              </w:rPr>
               <w:tab/>
             </w:r>
             <w:r>
               <w:rPr>
                 <w:rFonts w:ascii="Avenir Next" w:hAnsi="Avenir Next" w:cs="Avenir Next" w:eastAsia="Avenir Next"/>
                 <w:color w:val="1A1A1A"/>
-                <w:sz w:val="17"/>
+                <w:sz w:val="22"/>
                 <w:szCs w:val="17"/>
               </w:rPr>
               <w:t xml:space="preserve">Check: 6 × 5 = 30</w:t>
@@ -692,48 +695,48 @@
                 <w:rFonts w:ascii="Avenir Next" w:hAnsi="Avenir Next" w:cs="Avenir Next" w:eastAsia="Avenir Next"/>
                 <w:b/>
                 <w:color w:val="1A1A1A"/>
+                <w:sz w:val="22"/>
+                <w:szCs w:val="17"/>
+              </w:rPr>
+              <w:t xml:space="preserve">Answer</w:t>
+            </w:r>
+            <w:r>
+              <w:rPr>
+                <w:rFonts w:ascii="Avenir Next" w:hAnsi="Avenir Next" w:cs="Avenir Next" w:eastAsia="Avenir Next"/>
+                <w:color w:val="1A1A1A"/>
                 <w:sz w:val="17"/>
                 <w:szCs w:val="17"/>
               </w:rPr>
-              <w:t xml:space="preserve">Answer</w:t>
-            </w:r>
-            <w:r>
-              <w:rPr>
-                <w:rFonts w:ascii="Avenir Next" w:hAnsi="Avenir Next" w:cs="Avenir Next" w:eastAsia="Avenir Next"/>
-                <w:color w:val="1A1A1A"/>
-                <w:sz w:val="17"/>
+              <w:tab/>
+            </w:r>
+            <w:r>
+              <w:rPr>
+                <w:rFonts w:ascii="Avenir Next" w:hAnsi="Avenir Next" w:cs="Avenir Next" w:eastAsia="Avenir Next"/>
+                <w:b/>
+                <w:i/>
+                <w:color w:val="1A1A1A"/>
+                <w:sz w:val="22"/>
                 <w:szCs w:val="17"/>
               </w:rPr>
-              <w:tab/>
+              <w:t xml:space="preserve">y</w:t>
             </w:r>
             <w:r>
               <w:rPr>
                 <w:rFonts w:ascii="Avenir Next" w:hAnsi="Avenir Next" w:cs="Avenir Next" w:eastAsia="Avenir Next"/>
                 <w:b/>
-                <w:i/>
-                <w:color w:val="1A1A1A"/>
-                <w:sz w:val="17"/>
+                <w:color w:val="1A1A1A"/>
+                <w:sz w:val="22"/>
                 <w:szCs w:val="17"/>
               </w:rPr>
-              <w:t xml:space="preserve">y</w:t>
+              <w:t xml:space="preserve"> = 6</w:t>
             </w:r>
             <w:r>
               <w:rPr>
                 <w:rFonts w:ascii="Avenir Next" w:hAnsi="Avenir Next" w:cs="Avenir Next" w:eastAsia="Avenir Next"/>
                 <w:b/>
-                <w:color w:val="1A1A1A"/>
-                <w:sz w:val="17"/>
-                <w:szCs w:val="17"/>
-              </w:rPr>
-              <w:t xml:space="preserve"> = 6</w:t>
-            </w:r>
-            <w:r>
-              <w:rPr>
-                <w:rFonts w:ascii="Avenir Next" w:hAnsi="Avenir Next" w:cs="Avenir Next" w:eastAsia="Avenir Next"/>
-                <w:b/>
-                <w:i/>
-                <w:color w:val="1A1A1A"/>
-                <w:sz w:val="17"/>
+                <w:i/>
+                <w:color w:val="1A1A1A"/>
+                <w:sz w:val="22"/>
                 <w:szCs w:val="17"/>
               </w:rPr>
               <w:t xml:space="preserve">x</w:t>
@@ -744,6 +747,7 @@
     </w:tbl>
     <w:p>
       <w:pPr>
+        <w:pStyle w:val="Heading2"/>
         <w:keepNext/>
         <w:pBdr>
           <w:bottom w:val="single" w:sz="8" w:space="3" w:color="003A70"/>
@@ -759,7 +763,7 @@
           <w:b/>
           <w:color w:val="003A70"/>
           <w:spacing w:val="14"/>
-          <w:sz w:val="19"/>
+          <w:sz w:val="22"/>
           <w:szCs w:val="19"/>
         </w:rPr>
         <w:t xml:space="preserve">PRACTICE</w:t>
@@ -778,7 +782,7 @@
           <w:rFonts w:ascii="Avenir Next" w:hAnsi="Avenir Next" w:cs="Avenir Next" w:eastAsia="Avenir Next"/>
           <w:i/>
           <w:color w:val="5A5F66"/>
-          <w:sz w:val="17"/>
+          <w:sz w:val="22"/>
           <w:szCs w:val="17"/>
         </w:rPr>
         <w:t xml:space="preserve">show your work · label units</w:t>
@@ -798,25 +802,25 @@
           <w:rFonts w:ascii="Avenir Next" w:hAnsi="Avenir Next" w:cs="Avenir Next" w:eastAsia="Avenir Next"/>
           <w:b/>
           <w:color w:val="1A1A1A"/>
+          <w:sz w:val="22"/>
+          <w:szCs w:val="20"/>
+        </w:rPr>
+        <w:t xml:space="preserve">1.</w:t>
+      </w:r>
+      <w:r>
+        <w:rPr>
+          <w:rFonts w:ascii="Avenir Next" w:hAnsi="Avenir Next" w:cs="Avenir Next" w:eastAsia="Avenir Next"/>
+          <w:color w:val="1A1A1A"/>
           <w:sz w:val="20"/>
           <w:szCs w:val="20"/>
         </w:rPr>
-        <w:t xml:space="preserve">1.</w:t>
-      </w:r>
-      <w:r>
-        <w:rPr>
-          <w:rFonts w:ascii="Avenir Next" w:hAnsi="Avenir Next" w:cs="Avenir Next" w:eastAsia="Avenir Next"/>
-          <w:color w:val="1A1A1A"/>
-          <w:sz w:val="20"/>
-          <w:szCs w:val="20"/>
-        </w:rPr>
         <w:tab/>
       </w:r>
       <w:r>
         <w:rPr>
           <w:rFonts w:ascii="Avenir Next" w:hAnsi="Avenir Next" w:cs="Avenir Next" w:eastAsia="Avenir Next"/>
           <w:color w:val="1A1A1A"/>
-          <w:sz w:val="20"/>
+          <w:sz w:val="22"/>
           <w:szCs w:val="20"/>
         </w:rPr>
         <w:t xml:space="preserve">Write an equation for each table.</w:t>
@@ -871,18 +875,18 @@
                 <w:rFonts w:ascii="Avenir Next" w:hAnsi="Avenir Next" w:cs="Avenir Next" w:eastAsia="Avenir Next"/>
                 <w:b/>
                 <w:color w:val="003A70"/>
+                <w:sz w:val="22"/>
+                <w:szCs w:val="20"/>
+              </w:rPr>
+              <w:t xml:space="preserve">a.</w:t>
+            </w:r>
+            <w:r>
+              <w:rPr>
+                <w:rFonts w:ascii="Avenir Next" w:hAnsi="Avenir Next" w:cs="Avenir Next" w:eastAsia="Avenir Next"/>
+                <w:color w:val="1A1A1A"/>
                 <w:sz w:val="20"/>
                 <w:szCs w:val="20"/>
               </w:rPr>
-              <w:t xml:space="preserve">a.</w:t>
-            </w:r>
-            <w:r>
-              <w:rPr>
-                <w:rFonts w:ascii="Avenir Next" w:hAnsi="Avenir Next" w:cs="Avenir Next" w:eastAsia="Avenir Next"/>
-                <w:color w:val="1A1A1A"/>
-                <w:sz w:val="20"/>
-                <w:szCs w:val="20"/>
-              </w:rPr>
               <w:tab/>
             </w:r>
             <w:r>
@@ -890,7 +894,7 @@
                 <w:rFonts w:ascii="Avenir Next" w:hAnsi="Avenir Next" w:cs="Avenir Next" w:eastAsia="Avenir Next"/>
                 <w:i/>
                 <w:color w:val="1A1A1A"/>
-                <w:sz w:val="20"/>
+                <w:sz w:val="22"/>
                 <w:szCs w:val="20"/>
               </w:rPr>
               <w:t xml:space="preserve">x</w:t>
@@ -899,7 +903,7 @@
               <w:rPr>
                 <w:rFonts w:ascii="Avenir Next" w:hAnsi="Avenir Next" w:cs="Avenir Next" w:eastAsia="Avenir Next"/>
                 <w:color w:val="1A1A1A"/>
-                <w:sz w:val="20"/>
+                <w:sz w:val="22"/>
                 <w:szCs w:val="20"/>
               </w:rPr>
               <w:t xml:space="preserve">: 1, 2, 3  </w:t>
@@ -909,7 +913,7 @@
                 <w:rFonts w:ascii="Avenir Next" w:hAnsi="Avenir Next" w:cs="Avenir Next" w:eastAsia="Avenir Next"/>
                 <w:i/>
                 <w:color w:val="1A1A1A"/>
-                <w:sz w:val="20"/>
+                <w:sz w:val="22"/>
                 <w:szCs w:val="20"/>
               </w:rPr>
               <w:t xml:space="preserve">y</w:t>
@@ -918,7 +922,7 @@
               <w:rPr>
                 <w:rFonts w:ascii="Avenir Next" w:hAnsi="Avenir Next" w:cs="Avenir Next" w:eastAsia="Avenir Next"/>
                 <w:color w:val="1A1A1A"/>
-                <w:sz w:val="20"/>
+                <w:sz w:val="22"/>
                 <w:szCs w:val="20"/>
               </w:rPr>
               <w:t xml:space="preserve">: 7, 14, 21    </w:t>
@@ -928,7 +932,7 @@
                 <w:rFonts w:ascii="Avenir Next" w:hAnsi="Avenir Next" w:cs="Avenir Next" w:eastAsia="Avenir Next"/>
                 <w:i/>
                 <w:color w:val="1A1A1A"/>
-                <w:sz w:val="20"/>
+                <w:sz w:val="22"/>
                 <w:szCs w:val="20"/>
               </w:rPr>
               <w:t xml:space="preserve">y</w:t>
@@ -937,7 +941,7 @@
               <w:rPr>
                 <w:rFonts w:ascii="Avenir Next" w:hAnsi="Avenir Next" w:cs="Avenir Next" w:eastAsia="Avenir Next"/>
                 <w:color w:val="1A1A1A"/>
-                <w:sz w:val="20"/>
+                <w:sz w:val="22"/>
                 <w:szCs w:val="20"/>
               </w:rPr>
               <w:t xml:space="preserve"> =</w:t>
@@ -981,18 +985,18 @@
                 <w:rFonts w:ascii="Avenir Next" w:hAnsi="Avenir Next" w:cs="Avenir Next" w:eastAsia="Avenir Next"/>
                 <w:b/>
                 <w:color w:val="003A70"/>
+                <w:sz w:val="22"/>
+                <w:szCs w:val="20"/>
+              </w:rPr>
+              <w:t xml:space="preserve">b.</w:t>
+            </w:r>
+            <w:r>
+              <w:rPr>
+                <w:rFonts w:ascii="Avenir Next" w:hAnsi="Avenir Next" w:cs="Avenir Next" w:eastAsia="Avenir Next"/>
+                <w:color w:val="1A1A1A"/>
                 <w:sz w:val="20"/>
                 <w:szCs w:val="20"/>
               </w:rPr>
-              <w:t xml:space="preserve">b.</w:t>
-            </w:r>
-            <w:r>
-              <w:rPr>
-                <w:rFonts w:ascii="Avenir Next" w:hAnsi="Avenir Next" w:cs="Avenir Next" w:eastAsia="Avenir Next"/>
-                <w:color w:val="1A1A1A"/>
-                <w:sz w:val="20"/>
-                <w:szCs w:val="20"/>
-              </w:rPr>
               <w:tab/>
             </w:r>
             <w:r>
@@ -1000,7 +1004,7 @@
                 <w:rFonts w:ascii="Avenir Next" w:hAnsi="Avenir Next" w:cs="Avenir Next" w:eastAsia="Avenir Next"/>
                 <w:i/>
                 <w:color w:val="1A1A1A"/>
-                <w:sz w:val="20"/>
+                <w:sz w:val="22"/>
                 <w:szCs w:val="20"/>
               </w:rPr>
               <w:t xml:space="preserve">x</w:t>
@@ -1009,7 +1013,7 @@
               <w:rPr>
                 <w:rFonts w:ascii="Avenir Next" w:hAnsi="Avenir Next" w:cs="Avenir Next" w:eastAsia="Avenir Next"/>
                 <w:color w:val="1A1A1A"/>
-                <w:sz w:val="20"/>
+                <w:sz w:val="22"/>
                 <w:szCs w:val="20"/>
               </w:rPr>
               <w:t xml:space="preserve">: 1, 2, 3  </w:t>
@@ -1019,7 +1023,7 @@
                 <w:rFonts w:ascii="Avenir Next" w:hAnsi="Avenir Next" w:cs="Avenir Next" w:eastAsia="Avenir Next"/>
                 <w:i/>
                 <w:color w:val="1A1A1A"/>
-                <w:sz w:val="20"/>
+                <w:sz w:val="22"/>
                 <w:szCs w:val="20"/>
               </w:rPr>
               <w:t xml:space="preserve">y</w:t>
@@ -1028,7 +1032,7 @@
               <w:rPr>
                 <w:rFonts w:ascii="Avenir Next" w:hAnsi="Avenir Next" w:cs="Avenir Next" w:eastAsia="Avenir Next"/>
                 <w:color w:val="1A1A1A"/>
-                <w:sz w:val="20"/>
+                <w:sz w:val="22"/>
                 <w:szCs w:val="20"/>
               </w:rPr>
               <w:t xml:space="preserve">: 10, 11, 12    </w:t>
@@ -1038,7 +1042,7 @@
                 <w:rFonts w:ascii="Avenir Next" w:hAnsi="Avenir Next" w:cs="Avenir Next" w:eastAsia="Avenir Next"/>
                 <w:i/>
                 <w:color w:val="1A1A1A"/>
-                <w:sz w:val="20"/>
+                <w:sz w:val="22"/>
                 <w:szCs w:val="20"/>
               </w:rPr>
               <w:t xml:space="preserve">y</w:t>
@@ -1047,7 +1051,7 @@
               <w:rPr>
                 <w:rFonts w:ascii="Avenir Next" w:hAnsi="Avenir Next" w:cs="Avenir Next" w:eastAsia="Avenir Next"/>
                 <w:color w:val="1A1A1A"/>
-                <w:sz w:val="20"/>
+                <w:sz w:val="22"/>
                 <w:szCs w:val="20"/>
               </w:rPr>
               <w:t xml:space="preserve"> =</w:t>
@@ -1097,18 +1101,18 @@
                 <w:rFonts w:ascii="Avenir Next" w:hAnsi="Avenir Next" w:cs="Avenir Next" w:eastAsia="Avenir Next"/>
                 <w:b/>
                 <w:color w:val="003A70"/>
+                <w:sz w:val="22"/>
+                <w:szCs w:val="20"/>
+              </w:rPr>
+              <w:t xml:space="preserve">c.</w:t>
+            </w:r>
+            <w:r>
+              <w:rPr>
+                <w:rFonts w:ascii="Avenir Next" w:hAnsi="Avenir Next" w:cs="Avenir Next" w:eastAsia="Avenir Next"/>
+                <w:color w:val="1A1A1A"/>
                 <w:sz w:val="20"/>
                 <w:szCs w:val="20"/>
               </w:rPr>
-              <w:t xml:space="preserve">c.</w:t>
-            </w:r>
-            <w:r>
-              <w:rPr>
-                <w:rFonts w:ascii="Avenir Next" w:hAnsi="Avenir Next" w:cs="Avenir Next" w:eastAsia="Avenir Next"/>
-                <w:color w:val="1A1A1A"/>
-                <w:sz w:val="20"/>
-                <w:szCs w:val="20"/>
-              </w:rPr>
               <w:tab/>
             </w:r>
             <w:r>
@@ -1116,7 +1120,7 @@
                 <w:rFonts w:ascii="Avenir Next" w:hAnsi="Avenir Next" w:cs="Avenir Next" w:eastAsia="Avenir Next"/>
                 <w:i/>
                 <w:color w:val="1A1A1A"/>
-                <w:sz w:val="20"/>
+                <w:sz w:val="22"/>
                 <w:szCs w:val="20"/>
               </w:rPr>
               <w:t xml:space="preserve">x</w:t>
@@ -1125,7 +1129,7 @@
               <w:rPr>
                 <w:rFonts w:ascii="Avenir Next" w:hAnsi="Avenir Next" w:cs="Avenir Next" w:eastAsia="Avenir Next"/>
                 <w:color w:val="1A1A1A"/>
-                <w:sz w:val="20"/>
+                <w:sz w:val="22"/>
                 <w:szCs w:val="20"/>
               </w:rPr>
               <w:t xml:space="preserve">: 2, 4, 6  </w:t>
@@ -1135,7 +1139,7 @@
                 <w:rFonts w:ascii="Avenir Next" w:hAnsi="Avenir Next" w:cs="Avenir Next" w:eastAsia="Avenir Next"/>
                 <w:i/>
                 <w:color w:val="1A1A1A"/>
-                <w:sz w:val="20"/>
+                <w:sz w:val="22"/>
                 <w:szCs w:val="20"/>
               </w:rPr>
               <w:t xml:space="preserve">y</w:t>
@@ -1144,7 +1148,7 @@
               <w:rPr>
                 <w:rFonts w:ascii="Avenir Next" w:hAnsi="Avenir Next" w:cs="Avenir Next" w:eastAsia="Avenir Next"/>
                 <w:color w:val="1A1A1A"/>
-                <w:sz w:val="20"/>
+                <w:sz w:val="22"/>
                 <w:szCs w:val="20"/>
               </w:rPr>
               <w:t xml:space="preserve">: 10, 20, 30    </w:t>
@@ -1154,7 +1158,7 @@
                 <w:rFonts w:ascii="Avenir Next" w:hAnsi="Avenir Next" w:cs="Avenir Next" w:eastAsia="Avenir Next"/>
                 <w:i/>
                 <w:color w:val="1A1A1A"/>
-                <w:sz w:val="20"/>
+                <w:sz w:val="22"/>
                 <w:szCs w:val="20"/>
               </w:rPr>
               <w:t xml:space="preserve">y</w:t>
@@ -1163,7 +1167,7 @@
               <w:rPr>
                 <w:rFonts w:ascii="Avenir Next" w:hAnsi="Avenir Next" w:cs="Avenir Next" w:eastAsia="Avenir Next"/>
                 <w:color w:val="1A1A1A"/>
-                <w:sz w:val="20"/>
+                <w:sz w:val="22"/>
                 <w:szCs w:val="20"/>
               </w:rPr>
               <w:t xml:space="preserve"> =</w:t>
@@ -1207,18 +1211,18 @@
                 <w:rFonts w:ascii="Avenir Next" w:hAnsi="Avenir Next" w:cs="Avenir Next" w:eastAsia="Avenir Next"/>
                 <w:b/>
                 <w:color w:val="003A70"/>
+                <w:sz w:val="22"/>
+                <w:szCs w:val="20"/>
+              </w:rPr>
+              <w:t xml:space="preserve">d.</w:t>
+            </w:r>
+            <w:r>
+              <w:rPr>
+                <w:rFonts w:ascii="Avenir Next" w:hAnsi="Avenir Next" w:cs="Avenir Next" w:eastAsia="Avenir Next"/>
+                <w:color w:val="1A1A1A"/>
                 <w:sz w:val="20"/>
                 <w:szCs w:val="20"/>
               </w:rPr>
-              <w:t xml:space="preserve">d.</w:t>
-            </w:r>
-            <w:r>
-              <w:rPr>
-                <w:rFonts w:ascii="Avenir Next" w:hAnsi="Avenir Next" w:cs="Avenir Next" w:eastAsia="Avenir Next"/>
-                <w:color w:val="1A1A1A"/>
-                <w:sz w:val="20"/>
-                <w:szCs w:val="20"/>
-              </w:rPr>
               <w:tab/>
             </w:r>
             <w:r>
@@ -1226,7 +1230,7 @@
                 <w:rFonts w:ascii="Avenir Next" w:hAnsi="Avenir Next" w:cs="Avenir Next" w:eastAsia="Avenir Next"/>
                 <w:i/>
                 <w:color w:val="1A1A1A"/>
-                <w:sz w:val="20"/>
+                <w:sz w:val="22"/>
                 <w:szCs w:val="20"/>
               </w:rPr>
               <w:t xml:space="preserve">x</w:t>
@@ -1235,7 +1239,7 @@
               <w:rPr>
                 <w:rFonts w:ascii="Avenir Next" w:hAnsi="Avenir Next" w:cs="Avenir Next" w:eastAsia="Avenir Next"/>
                 <w:color w:val="1A1A1A"/>
-                <w:sz w:val="20"/>
+                <w:sz w:val="22"/>
                 <w:szCs w:val="20"/>
               </w:rPr>
               <w:t xml:space="preserve">: 5, 6, 7  </w:t>
@@ -1245,7 +1249,7 @@
                 <w:rFonts w:ascii="Avenir Next" w:hAnsi="Avenir Next" w:cs="Avenir Next" w:eastAsia="Avenir Next"/>
                 <w:i/>
                 <w:color w:val="1A1A1A"/>
-                <w:sz w:val="20"/>
+                <w:sz w:val="22"/>
                 <w:szCs w:val="20"/>
               </w:rPr>
               <w:t xml:space="preserve">y</w:t>
@@ -1254,7 +1258,7 @@
               <w:rPr>
                 <w:rFonts w:ascii="Avenir Next" w:hAnsi="Avenir Next" w:cs="Avenir Next" w:eastAsia="Avenir Next"/>
                 <w:color w:val="1A1A1A"/>
-                <w:sz w:val="20"/>
+                <w:sz w:val="22"/>
                 <w:szCs w:val="20"/>
               </w:rPr>
               <w:t xml:space="preserve">: 2, 3, 4    </w:t>
@@ -1264,7 +1268,7 @@
                 <w:rFonts w:ascii="Avenir Next" w:hAnsi="Avenir Next" w:cs="Avenir Next" w:eastAsia="Avenir Next"/>
                 <w:i/>
                 <w:color w:val="1A1A1A"/>
-                <w:sz w:val="20"/>
+                <w:sz w:val="22"/>
                 <w:szCs w:val="20"/>
               </w:rPr>
               <w:t xml:space="preserve">y</w:t>
@@ -1273,7 +1277,7 @@
               <w:rPr>
                 <w:rFonts w:ascii="Avenir Next" w:hAnsi="Avenir Next" w:cs="Avenir Next" w:eastAsia="Avenir Next"/>
                 <w:color w:val="1A1A1A"/>
-                <w:sz w:val="20"/>
+                <w:sz w:val="22"/>
                 <w:szCs w:val="20"/>
               </w:rPr>
               <w:t xml:space="preserve"> =</w:t>
@@ -1323,18 +1327,18 @@
                 <w:rFonts w:ascii="Avenir Next" w:hAnsi="Avenir Next" w:cs="Avenir Next" w:eastAsia="Avenir Next"/>
                 <w:b/>
                 <w:color w:val="003A70"/>
+                <w:sz w:val="22"/>
+                <w:szCs w:val="20"/>
+              </w:rPr>
+              <w:t xml:space="preserve">e.</w:t>
+            </w:r>
+            <w:r>
+              <w:rPr>
+                <w:rFonts w:ascii="Avenir Next" w:hAnsi="Avenir Next" w:cs="Avenir Next" w:eastAsia="Avenir Next"/>
+                <w:color w:val="1A1A1A"/>
                 <w:sz w:val="20"/>
                 <w:szCs w:val="20"/>
               </w:rPr>
-              <w:t xml:space="preserve">e.</w:t>
-            </w:r>
-            <w:r>
-              <w:rPr>
-                <w:rFonts w:ascii="Avenir Next" w:hAnsi="Avenir Next" w:cs="Avenir Next" w:eastAsia="Avenir Next"/>
-                <w:color w:val="1A1A1A"/>
-                <w:sz w:val="20"/>
-                <w:szCs w:val="20"/>
-              </w:rPr>
               <w:tab/>
             </w:r>
             <w:r>
@@ -1342,7 +1346,7 @@
                 <w:rFonts w:ascii="Avenir Next" w:hAnsi="Avenir Next" w:cs="Avenir Next" w:eastAsia="Avenir Next"/>
                 <w:i/>
                 <w:color w:val="1A1A1A"/>
-                <w:sz w:val="20"/>
+                <w:sz w:val="22"/>
                 <w:szCs w:val="20"/>
               </w:rPr>
               <w:t xml:space="preserve">x</w:t>
@@ -1351,7 +1355,7 @@
               <w:rPr>
                 <w:rFonts w:ascii="Avenir Next" w:hAnsi="Avenir Next" w:cs="Avenir Next" w:eastAsia="Avenir Next"/>
                 <w:color w:val="1A1A1A"/>
-                <w:sz w:val="20"/>
+                <w:sz w:val="22"/>
                 <w:szCs w:val="20"/>
               </w:rPr>
               <w:t xml:space="preserve">: 0, 4, 8  </w:t>
@@ -1361,7 +1365,7 @@
                 <w:rFonts w:ascii="Avenir Next" w:hAnsi="Avenir Next" w:cs="Avenir Next" w:eastAsia="Avenir Next"/>
                 <w:i/>
                 <w:color w:val="1A1A1A"/>
-                <w:sz w:val="20"/>
+                <w:sz w:val="22"/>
                 <w:szCs w:val="20"/>
               </w:rPr>
               <w:t xml:space="preserve">y</w:t>
@@ -1370,7 +1374,7 @@
               <w:rPr>
                 <w:rFonts w:ascii="Avenir Next" w:hAnsi="Avenir Next" w:cs="Avenir Next" w:eastAsia="Avenir Next"/>
                 <w:color w:val="1A1A1A"/>
-                <w:sz w:val="20"/>
+                <w:sz w:val="22"/>
                 <w:szCs w:val="20"/>
               </w:rPr>
               <w:t xml:space="preserve">: 6, 10, 14    </w:t>
@@ -1380,7 +1384,7 @@
                 <w:rFonts w:ascii="Avenir Next" w:hAnsi="Avenir Next" w:cs="Avenir Next" w:eastAsia="Avenir Next"/>
                 <w:i/>
                 <w:color w:val="1A1A1A"/>
-                <w:sz w:val="20"/>
+                <w:sz w:val="22"/>
                 <w:szCs w:val="20"/>
               </w:rPr>
               <w:t xml:space="preserve">y</w:t>
@@ -1389,7 +1393,7 @@
               <w:rPr>
                 <w:rFonts w:ascii="Avenir Next" w:hAnsi="Avenir Next" w:cs="Avenir Next" w:eastAsia="Avenir Next"/>
                 <w:color w:val="1A1A1A"/>
-                <w:sz w:val="20"/>
+                <w:sz w:val="22"/>
                 <w:szCs w:val="20"/>
               </w:rPr>
               <w:t xml:space="preserve"> =</w:t>
@@ -1433,18 +1437,18 @@
                 <w:rFonts w:ascii="Avenir Next" w:hAnsi="Avenir Next" w:cs="Avenir Next" w:eastAsia="Avenir Next"/>
                 <w:b/>
                 <w:color w:val="003A70"/>
+                <w:sz w:val="22"/>
+                <w:szCs w:val="20"/>
+              </w:rPr>
+              <w:t xml:space="preserve">f.</w:t>
+            </w:r>
+            <w:r>
+              <w:rPr>
+                <w:rFonts w:ascii="Avenir Next" w:hAnsi="Avenir Next" w:cs="Avenir Next" w:eastAsia="Avenir Next"/>
+                <w:color w:val="1A1A1A"/>
                 <w:sz w:val="20"/>
                 <w:szCs w:val="20"/>
               </w:rPr>
-              <w:t xml:space="preserve">f.</w:t>
-            </w:r>
-            <w:r>
-              <w:rPr>
-                <w:rFonts w:ascii="Avenir Next" w:hAnsi="Avenir Next" w:cs="Avenir Next" w:eastAsia="Avenir Next"/>
-                <w:color w:val="1A1A1A"/>
-                <w:sz w:val="20"/>
-                <w:szCs w:val="20"/>
-              </w:rPr>
               <w:tab/>
             </w:r>
             <w:r>
@@ -1452,7 +1456,7 @@
                 <w:rFonts w:ascii="Avenir Next" w:hAnsi="Avenir Next" w:cs="Avenir Next" w:eastAsia="Avenir Next"/>
                 <w:i/>
                 <w:color w:val="1A1A1A"/>
-                <w:sz w:val="20"/>
+                <w:sz w:val="22"/>
                 <w:szCs w:val="20"/>
               </w:rPr>
               <w:t xml:space="preserve">x</w:t>
@@ -1461,7 +1465,7 @@
               <w:rPr>
                 <w:rFonts w:ascii="Avenir Next" w:hAnsi="Avenir Next" w:cs="Avenir Next" w:eastAsia="Avenir Next"/>
                 <w:color w:val="1A1A1A"/>
-                <w:sz w:val="20"/>
+                <w:sz w:val="22"/>
                 <w:szCs w:val="20"/>
               </w:rPr>
               <w:t xml:space="preserve">: 1, 3, 5  </w:t>
@@ -1471,7 +1475,7 @@
                 <w:rFonts w:ascii="Avenir Next" w:hAnsi="Avenir Next" w:cs="Avenir Next" w:eastAsia="Avenir Next"/>
                 <w:i/>
                 <w:color w:val="1A1A1A"/>
-                <w:sz w:val="20"/>
+                <w:sz w:val="22"/>
                 <w:szCs w:val="20"/>
               </w:rPr>
               <w:t xml:space="preserve">y</w:t>
@@ -1480,7 +1484,7 @@
               <w:rPr>
                 <w:rFonts w:ascii="Avenir Next" w:hAnsi="Avenir Next" w:cs="Avenir Next" w:eastAsia="Avenir Next"/>
                 <w:color w:val="1A1A1A"/>
-                <w:sz w:val="20"/>
+                <w:sz w:val="22"/>
                 <w:szCs w:val="20"/>
               </w:rPr>
               <w:t xml:space="preserve">: 9, 27, 45    </w:t>
@@ -1490,7 +1494,7 @@
                 <w:rFonts w:ascii="Avenir Next" w:hAnsi="Avenir Next" w:cs="Avenir Next" w:eastAsia="Avenir Next"/>
                 <w:i/>
                 <w:color w:val="1A1A1A"/>
-                <w:sz w:val="20"/>
+                <w:sz w:val="22"/>
                 <w:szCs w:val="20"/>
               </w:rPr>
               <w:t xml:space="preserve">y</w:t>
@@ -1499,7 +1503,7 @@
               <w:rPr>
                 <w:rFonts w:ascii="Avenir Next" w:hAnsi="Avenir Next" w:cs="Avenir Next" w:eastAsia="Avenir Next"/>
                 <w:color w:val="1A1A1A"/>
-                <w:sz w:val="20"/>
+                <w:sz w:val="22"/>
                 <w:szCs w:val="20"/>
               </w:rPr>
               <w:t xml:space="preserve"> =</w:t>
@@ -1549,18 +1553,18 @@
                 <w:rFonts w:ascii="Avenir Next" w:hAnsi="Avenir Next" w:cs="Avenir Next" w:eastAsia="Avenir Next"/>
                 <w:b/>
                 <w:color w:val="003A70"/>
+                <w:sz w:val="22"/>
+                <w:szCs w:val="20"/>
+              </w:rPr>
+              <w:t xml:space="preserve">g.</w:t>
+            </w:r>
+            <w:r>
+              <w:rPr>
+                <w:rFonts w:ascii="Avenir Next" w:hAnsi="Avenir Next" w:cs="Avenir Next" w:eastAsia="Avenir Next"/>
+                <w:color w:val="1A1A1A"/>
                 <w:sz w:val="20"/>
                 <w:szCs w:val="20"/>
               </w:rPr>
-              <w:t xml:space="preserve">g.</w:t>
-            </w:r>
-            <w:r>
-              <w:rPr>
-                <w:rFonts w:ascii="Avenir Next" w:hAnsi="Avenir Next" w:cs="Avenir Next" w:eastAsia="Avenir Next"/>
-                <w:color w:val="1A1A1A"/>
-                <w:sz w:val="20"/>
-                <w:szCs w:val="20"/>
-              </w:rPr>
               <w:tab/>
             </w:r>
             <w:r>
@@ -1568,7 +1572,7 @@
                 <w:rFonts w:ascii="Avenir Next" w:hAnsi="Avenir Next" w:cs="Avenir Next" w:eastAsia="Avenir Next"/>
                 <w:i/>
                 <w:color w:val="1A1A1A"/>
-                <w:sz w:val="20"/>
+                <w:sz w:val="22"/>
                 <w:szCs w:val="20"/>
               </w:rPr>
               <w:t xml:space="preserve">x</w:t>
@@ -1577,7 +1581,7 @@
               <w:rPr>
                 <w:rFonts w:ascii="Avenir Next" w:hAnsi="Avenir Next" w:cs="Avenir Next" w:eastAsia="Avenir Next"/>
                 <w:color w:val="1A1A1A"/>
-                <w:sz w:val="20"/>
+                <w:sz w:val="22"/>
                 <w:szCs w:val="20"/>
               </w:rPr>
               <w:t xml:space="preserve">: 2, 3, 4  </w:t>
@@ -1587,7 +1591,7 @@
                 <w:rFonts w:ascii="Avenir Next" w:hAnsi="Avenir Next" w:cs="Avenir Next" w:eastAsia="Avenir Next"/>
                 <w:i/>
                 <w:color w:val="1A1A1A"/>
-                <w:sz w:val="20"/>
+                <w:sz w:val="22"/>
                 <w:szCs w:val="20"/>
               </w:rPr>
               <w:t xml:space="preserve">y</w:t>
@@ -1596,7 +1600,7 @@
               <w:rPr>
                 <w:rFonts w:ascii="Avenir Next" w:hAnsi="Avenir Next" w:cs="Avenir Next" w:eastAsia="Avenir Next"/>
                 <w:color w:val="1A1A1A"/>
-                <w:sz w:val="20"/>
+                <w:sz w:val="22"/>
                 <w:szCs w:val="20"/>
               </w:rPr>
               <w:t xml:space="preserve">: 16, 24, 32    </w:t>
@@ -1606,7 +1610,7 @@
                 <w:rFonts w:ascii="Avenir Next" w:hAnsi="Avenir Next" w:cs="Avenir Next" w:eastAsia="Avenir Next"/>
                 <w:i/>
                 <w:color w:val="1A1A1A"/>
-                <w:sz w:val="20"/>
+                <w:sz w:val="22"/>
                 <w:szCs w:val="20"/>
               </w:rPr>
               <w:t xml:space="preserve">y</w:t>
@@ -1615,7 +1619,7 @@
               <w:rPr>
                 <w:rFonts w:ascii="Avenir Next" w:hAnsi="Avenir Next" w:cs="Avenir Next" w:eastAsia="Avenir Next"/>
                 <w:color w:val="1A1A1A"/>
-                <w:sz w:val="20"/>
+                <w:sz w:val="22"/>
                 <w:szCs w:val="20"/>
               </w:rPr>
               <w:t xml:space="preserve"> =</w:t>
@@ -1659,18 +1663,18 @@
                 <w:rFonts w:ascii="Avenir Next" w:hAnsi="Avenir Next" w:cs="Avenir Next" w:eastAsia="Avenir Next"/>
                 <w:b/>
                 <w:color w:val="003A70"/>
+                <w:sz w:val="22"/>
+                <w:szCs w:val="20"/>
+              </w:rPr>
+              <w:t xml:space="preserve">h.</w:t>
+            </w:r>
+            <w:r>
+              <w:rPr>
+                <w:rFonts w:ascii="Avenir Next" w:hAnsi="Avenir Next" w:cs="Avenir Next" w:eastAsia="Avenir Next"/>
+                <w:color w:val="1A1A1A"/>
                 <w:sz w:val="20"/>
                 <w:szCs w:val="20"/>
               </w:rPr>
-              <w:t xml:space="preserve">h.</w:t>
-            </w:r>
-            <w:r>
-              <w:rPr>
-                <w:rFonts w:ascii="Avenir Next" w:hAnsi="Avenir Next" w:cs="Avenir Next" w:eastAsia="Avenir Next"/>
-                <w:color w:val="1A1A1A"/>
-                <w:sz w:val="20"/>
-                <w:szCs w:val="20"/>
-              </w:rPr>
               <w:tab/>
             </w:r>
             <w:r>
@@ -1678,7 +1682,7 @@
                 <w:rFonts w:ascii="Avenir Next" w:hAnsi="Avenir Next" w:cs="Avenir Next" w:eastAsia="Avenir Next"/>
                 <w:i/>
                 <w:color w:val="1A1A1A"/>
-                <w:sz w:val="20"/>
+                <w:sz w:val="22"/>
                 <w:szCs w:val="20"/>
               </w:rPr>
               <w:t xml:space="preserve">x</w:t>
@@ -1687,7 +1691,7 @@
               <w:rPr>
                 <w:rFonts w:ascii="Avenir Next" w:hAnsi="Avenir Next" w:cs="Avenir Next" w:eastAsia="Avenir Next"/>
                 <w:color w:val="1A1A1A"/>
-                <w:sz w:val="20"/>
+                <w:sz w:val="22"/>
                 <w:szCs w:val="20"/>
               </w:rPr>
               <w:t xml:space="preserve">: 10, 12, 14  </w:t>
@@ -1697,7 +1701,7 @@
                 <w:rFonts w:ascii="Avenir Next" w:hAnsi="Avenir Next" w:cs="Avenir Next" w:eastAsia="Avenir Next"/>
                 <w:i/>
                 <w:color w:val="1A1A1A"/>
-                <w:sz w:val="20"/>
+                <w:sz w:val="22"/>
                 <w:szCs w:val="20"/>
               </w:rPr>
               <w:t xml:space="preserve">y</w:t>
@@ -1706,7 +1710,7 @@
               <w:rPr>
                 <w:rFonts w:ascii="Avenir Next" w:hAnsi="Avenir Next" w:cs="Avenir Next" w:eastAsia="Avenir Next"/>
                 <w:color w:val="1A1A1A"/>
-                <w:sz w:val="20"/>
+                <w:sz w:val="22"/>
                 <w:szCs w:val="20"/>
               </w:rPr>
               <w:t xml:space="preserve">: 5, 7, 9    </w:t>
@@ -1716,7 +1720,7 @@
                 <w:rFonts w:ascii="Avenir Next" w:hAnsi="Avenir Next" w:cs="Avenir Next" w:eastAsia="Avenir Next"/>
                 <w:i/>
                 <w:color w:val="1A1A1A"/>
-                <w:sz w:val="20"/>
+                <w:sz w:val="22"/>
                 <w:szCs w:val="20"/>
               </w:rPr>
               <w:t xml:space="preserve">y</w:t>
@@ -1725,7 +1729,7 @@
               <w:rPr>
                 <w:rFonts w:ascii="Avenir Next" w:hAnsi="Avenir Next" w:cs="Avenir Next" w:eastAsia="Avenir Next"/>
                 <w:color w:val="1A1A1A"/>
-                <w:sz w:val="20"/>
+                <w:sz w:val="22"/>
                 <w:szCs w:val="20"/>
               </w:rPr>
               <w:t xml:space="preserve"> =</w:t>
@@ -1772,25 +1776,25 @@
           <w:rFonts w:ascii="Avenir Next" w:hAnsi="Avenir Next" w:cs="Avenir Next" w:eastAsia="Avenir Next"/>
           <w:b/>
           <w:color w:val="1A1A1A"/>
+          <w:sz w:val="22"/>
+          <w:szCs w:val="20"/>
+        </w:rPr>
+        <w:t xml:space="preserve">2.</w:t>
+      </w:r>
+      <w:r>
+        <w:rPr>
+          <w:rFonts w:ascii="Avenir Next" w:hAnsi="Avenir Next" w:cs="Avenir Next" w:eastAsia="Avenir Next"/>
+          <w:color w:val="1A1A1A"/>
           <w:sz w:val="20"/>
           <w:szCs w:val="20"/>
         </w:rPr>
-        <w:t xml:space="preserve">2.</w:t>
-      </w:r>
-      <w:r>
-        <w:rPr>
-          <w:rFonts w:ascii="Avenir Next" w:hAnsi="Avenir Next" w:cs="Avenir Next" w:eastAsia="Avenir Next"/>
-          <w:color w:val="1A1A1A"/>
-          <w:sz w:val="20"/>
-          <w:szCs w:val="20"/>
-        </w:rPr>
         <w:tab/>
       </w:r>
       <w:r>
         <w:rPr>
           <w:rFonts w:ascii="Avenir Next" w:hAnsi="Avenir Next" w:cs="Avenir Next" w:eastAsia="Avenir Next"/>
           <w:color w:val="1A1A1A"/>
-          <w:sz w:val="20"/>
+          <w:sz w:val="22"/>
           <w:szCs w:val="20"/>
         </w:rPr>
         <w:t xml:space="preserve">Write the equation. Then complete the table.</w:t>
@@ -1848,7 +1852,7 @@
                 <w:b/>
                 <w:i/>
                 <w:color w:val="1A1A1A"/>
-                <w:sz w:val="19"/>
+                <w:sz w:val="22"/>
                 <w:szCs w:val="19"/>
               </w:rPr>
               <w:t xml:space="preserve">x</w:t>
@@ -1869,7 +1873,7 @@
               <w:rPr>
                 <w:rFonts w:ascii="Avenir Next" w:hAnsi="Avenir Next" w:cs="Avenir Next" w:eastAsia="Avenir Next"/>
                 <w:color w:val="1A1A1A"/>
-                <w:sz w:val="19"/>
+                <w:sz w:val="22"/>
                 <w:szCs w:val="19"/>
               </w:rPr>
               <w:t xml:space="preserve">2</w:t>
@@ -1890,7 +1894,7 @@
               <w:rPr>
                 <w:rFonts w:ascii="Avenir Next" w:hAnsi="Avenir Next" w:cs="Avenir Next" w:eastAsia="Avenir Next"/>
                 <w:color w:val="1A1A1A"/>
-                <w:sz w:val="19"/>
+                <w:sz w:val="22"/>
                 <w:szCs w:val="19"/>
               </w:rPr>
               <w:t xml:space="preserve">3</w:t>
@@ -1911,7 +1915,7 @@
               <w:rPr>
                 <w:rFonts w:ascii="Avenir Next" w:hAnsi="Avenir Next" w:cs="Avenir Next" w:eastAsia="Avenir Next"/>
                 <w:color w:val="1A1A1A"/>
-                <w:sz w:val="19"/>
+                <w:sz w:val="22"/>
                 <w:szCs w:val="19"/>
               </w:rPr>
               <w:t xml:space="preserve">4</w:t>
@@ -1932,7 +1936,7 @@
               <w:rPr>
                 <w:rFonts w:ascii="Avenir Next" w:hAnsi="Avenir Next" w:cs="Avenir Next" w:eastAsia="Avenir Next"/>
                 <w:color w:val="1A1A1A"/>
-                <w:sz w:val="19"/>
+                <w:sz w:val="22"/>
                 <w:szCs w:val="19"/>
               </w:rPr>
               <w:t xml:space="preserve">6</w:t>
@@ -1953,7 +1957,7 @@
               <w:rPr>
                 <w:rFonts w:ascii="Avenir Next" w:hAnsi="Avenir Next" w:cs="Avenir Next" w:eastAsia="Avenir Next"/>
                 <w:color w:val="1A1A1A"/>
-                <w:sz w:val="19"/>
+                <w:sz w:val="22"/>
                 <w:szCs w:val="19"/>
               </w:rPr>
               <w:t xml:space="preserve">9</w:t>
@@ -1983,7 +1987,7 @@
                 <w:b/>
                 <w:i/>
                 <w:color w:val="1A1A1A"/>
-                <w:sz w:val="19"/>
+                <w:sz w:val="22"/>
                 <w:szCs w:val="19"/>
               </w:rPr>
               <w:t xml:space="preserve">y</w:t>
@@ -2004,7 +2008,7 @@
               <w:rPr>
                 <w:rFonts w:ascii="Avenir Next" w:hAnsi="Avenir Next" w:cs="Avenir Next" w:eastAsia="Avenir Next"/>
                 <w:color w:val="1A1A1A"/>
-                <w:sz w:val="19"/>
+                <w:sz w:val="22"/>
                 <w:szCs w:val="19"/>
               </w:rPr>
               <w:t xml:space="preserve">22</w:t>
@@ -2025,7 +2029,7 @@
               <w:rPr>
                 <w:rFonts w:ascii="Avenir Next" w:hAnsi="Avenir Next" w:cs="Avenir Next" w:eastAsia="Avenir Next"/>
                 <w:color w:val="1A1A1A"/>
-                <w:sz w:val="19"/>
+                <w:sz w:val="22"/>
                 <w:szCs w:val="19"/>
               </w:rPr>
               <w:t xml:space="preserve">33</w:t>
@@ -2046,7 +2050,7 @@
               <w:rPr>
                 <w:rFonts w:ascii="Avenir Next" w:hAnsi="Avenir Next" w:cs="Avenir Next" w:eastAsia="Avenir Next"/>
                 <w:color w:val="1A1A1A"/>
-                <w:sz w:val="19"/>
+                <w:sz w:val="22"/>
                 <w:szCs w:val="19"/>
               </w:rPr>
               <w:t xml:space="preserve">44</w:t>
@@ -2090,7 +2094,7 @@
           <w:rFonts w:ascii="Avenir Next" w:hAnsi="Avenir Next" w:cs="Avenir Next" w:eastAsia="Avenir Next"/>
           <w:b/>
           <w:color w:val="1A1A1A"/>
-          <w:sz w:val="18"/>
+          <w:sz w:val="22"/>
           <w:szCs w:val="18"/>
         </w:rPr>
         <w:t xml:space="preserve">Equation</w:t>
@@ -2124,18 +2128,18 @@
           <w:rFonts w:ascii="Avenir Next" w:hAnsi="Avenir Next" w:cs="Avenir Next" w:eastAsia="Avenir Next"/>
           <w:b/>
           <w:color w:val="1A1A1A"/>
+          <w:sz w:val="22"/>
+          <w:szCs w:val="20"/>
+        </w:rPr>
+        <w:t xml:space="preserve">3.</w:t>
+      </w:r>
+      <w:r>
+        <w:rPr>
+          <w:rFonts w:ascii="Avenir Next" w:hAnsi="Avenir Next" w:cs="Avenir Next" w:eastAsia="Avenir Next"/>
+          <w:color w:val="1A1A1A"/>
           <w:sz w:val="20"/>
           <w:szCs w:val="20"/>
         </w:rPr>
-        <w:t xml:space="preserve">3.</w:t>
-      </w:r>
-      <w:r>
-        <w:rPr>
-          <w:rFonts w:ascii="Avenir Next" w:hAnsi="Avenir Next" w:cs="Avenir Next" w:eastAsia="Avenir Next"/>
-          <w:color w:val="1A1A1A"/>
-          <w:sz w:val="20"/>
-          <w:szCs w:val="20"/>
-        </w:rPr>
         <w:tab/>
       </w:r>
       <w:r>
@@ -2143,7 +2147,7 @@
           <w:rFonts w:ascii="Avenir Next" w:hAnsi="Avenir Next" w:cs="Avenir Next" w:eastAsia="Avenir Next"/>
           <w:b/>
           <w:color w:val="1A1A1A"/>
-          <w:sz w:val="20"/>
+          <w:sz w:val="22"/>
           <w:szCs w:val="20"/>
         </w:rPr>
         <w:t xml:space="preserve">Stretch.  </w:t>
@@ -2152,7 +2156,7 @@
         <w:rPr>
           <w:rFonts w:ascii="Avenir Next" w:hAnsi="Avenir Next" w:cs="Avenir Next" w:eastAsia="Avenir Next"/>
           <w:color w:val="1A1A1A"/>
-          <w:sz w:val="20"/>
+          <w:sz w:val="22"/>
           <w:szCs w:val="20"/>
         </w:rPr>
         <w:t xml:space="preserve">A table shows </w:t>
@@ -2162,7 +2166,7 @@
           <w:rFonts w:ascii="Avenir Next" w:hAnsi="Avenir Next" w:cs="Avenir Next" w:eastAsia="Avenir Next"/>
           <w:i/>
           <w:color w:val="1A1A1A"/>
-          <w:sz w:val="20"/>
+          <w:sz w:val="22"/>
           <w:szCs w:val="20"/>
         </w:rPr>
         <w:t xml:space="preserve">x</w:t>
@@ -2171,7 +2175,7 @@
         <w:rPr>
           <w:rFonts w:ascii="Avenir Next" w:hAnsi="Avenir Next" w:cs="Avenir Next" w:eastAsia="Avenir Next"/>
           <w:color w:val="1A1A1A"/>
-          <w:sz w:val="20"/>
+          <w:sz w:val="22"/>
           <w:szCs w:val="20"/>
         </w:rPr>
         <w:t xml:space="preserve">: 2, 5, 9 and </w:t>
@@ -2181,7 +2185,7 @@
           <w:rFonts w:ascii="Avenir Next" w:hAnsi="Avenir Next" w:cs="Avenir Next" w:eastAsia="Avenir Next"/>
           <w:i/>
           <w:color w:val="1A1A1A"/>
-          <w:sz w:val="20"/>
+          <w:sz w:val="22"/>
           <w:szCs w:val="20"/>
         </w:rPr>
         <w:t xml:space="preserve">y</w:t>
@@ -2190,7 +2194,7 @@
         <w:rPr>
           <w:rFonts w:ascii="Avenir Next" w:hAnsi="Avenir Next" w:cs="Avenir Next" w:eastAsia="Avenir Next"/>
           <w:color w:val="1A1A1A"/>
-          <w:sz w:val="20"/>
+          <w:sz w:val="22"/>
           <w:szCs w:val="20"/>
         </w:rPr>
         <w:t xml:space="preserve">: 0, 3, 7. Write an equation. Then find </w:t>
@@ -2200,7 +2204,7 @@
           <w:rFonts w:ascii="Avenir Next" w:hAnsi="Avenir Next" w:cs="Avenir Next" w:eastAsia="Avenir Next"/>
           <w:i/>
           <w:color w:val="1A1A1A"/>
-          <w:sz w:val="20"/>
+          <w:sz w:val="22"/>
           <w:szCs w:val="20"/>
         </w:rPr>
         <w:t xml:space="preserve">y</w:t>
@@ -2209,7 +2213,7 @@
         <w:rPr>
           <w:rFonts w:ascii="Avenir Next" w:hAnsi="Avenir Next" w:cs="Avenir Next" w:eastAsia="Avenir Next"/>
           <w:color w:val="1A1A1A"/>
-          <w:sz w:val="20"/>
+          <w:sz w:val="22"/>
           <w:szCs w:val="20"/>
         </w:rPr>
         <w:t xml:space="preserve"> when </w:t>
@@ -2219,7 +2223,7 @@
           <w:rFonts w:ascii="Avenir Next" w:hAnsi="Avenir Next" w:cs="Avenir Next" w:eastAsia="Avenir Next"/>
           <w:i/>
           <w:color w:val="1A1A1A"/>
-          <w:sz w:val="20"/>
+          <w:sz w:val="22"/>
           <w:szCs w:val="20"/>
         </w:rPr>
         <w:t xml:space="preserve">x</w:t>
@@ -2228,7 +2232,7 @@
         <w:rPr>
           <w:rFonts w:ascii="Avenir Next" w:hAnsi="Avenir Next" w:cs="Avenir Next" w:eastAsia="Avenir Next"/>
           <w:color w:val="1A1A1A"/>
-          <w:sz w:val="20"/>
+          <w:sz w:val="22"/>
           <w:szCs w:val="20"/>
         </w:rPr>
         <w:t xml:space="preserve"> = 20.</w:t>
@@ -2247,7 +2251,7 @@
           <w:rFonts w:ascii="Avenir Next" w:hAnsi="Avenir Next" w:cs="Avenir Next" w:eastAsia="Avenir Next"/>
           <w:b/>
           <w:color w:val="1A1A1A"/>
-          <w:sz w:val="18"/>
+          <w:sz w:val="22"/>
           <w:szCs w:val="18"/>
         </w:rPr>
         <w:t xml:space="preserve">Answer</w:t>
@@ -2320,18 +2324,18 @@
                 <w:rFonts w:ascii="Avenir Next" w:hAnsi="Avenir Next" w:cs="Avenir Next" w:eastAsia="Avenir Next"/>
                 <w:b/>
                 <w:color w:val="1A1A1A"/>
+                <w:sz w:val="22"/>
+                <w:szCs w:val="20"/>
+              </w:rPr>
+              <w:t xml:space="preserve">4.</w:t>
+            </w:r>
+            <w:r>
+              <w:rPr>
+                <w:rFonts w:ascii="Avenir Next" w:hAnsi="Avenir Next" w:cs="Avenir Next" w:eastAsia="Avenir Next"/>
+                <w:color w:val="1A1A1A"/>
                 <w:sz w:val="20"/>
                 <w:szCs w:val="20"/>
               </w:rPr>
-              <w:t xml:space="preserve">4.</w:t>
-            </w:r>
-            <w:r>
-              <w:rPr>
-                <w:rFonts w:ascii="Avenir Next" w:hAnsi="Avenir Next" w:cs="Avenir Next" w:eastAsia="Avenir Next"/>
-                <w:color w:val="1A1A1A"/>
-                <w:sz w:val="20"/>
-                <w:szCs w:val="20"/>
-              </w:rPr>
               <w:tab/>
             </w:r>
             <w:r>
@@ -2339,7 +2343,7 @@
                 <w:rFonts w:ascii="Avenir Next" w:hAnsi="Avenir Next" w:cs="Avenir Next" w:eastAsia="Avenir Next"/>
                 <w:b/>
                 <w:color w:val="1A1A1A"/>
-                <w:sz w:val="20"/>
+                <w:sz w:val="22"/>
                 <w:szCs w:val="20"/>
               </w:rPr>
               <w:t xml:space="preserve">Tickets.  </w:t>
@@ -2348,7 +2352,7 @@
               <w:rPr>
                 <w:rFonts w:ascii="Avenir Next" w:hAnsi="Avenir Next" w:cs="Avenir Next" w:eastAsia="Avenir Next"/>
                 <w:color w:val="1A1A1A"/>
-                <w:sz w:val="20"/>
+                <w:sz w:val="22"/>
                 <w:szCs w:val="20"/>
               </w:rPr>
               <w:t xml:space="preserve">The graph shows the cost of fair tickets. Write an equation for the graph. Then find the cost of 10 tickets.</w:t>
@@ -2367,7 +2371,7 @@
                 <w:rFonts w:ascii="Avenir Next" w:hAnsi="Avenir Next" w:cs="Avenir Next" w:eastAsia="Avenir Next"/>
                 <w:b/>
                 <w:color w:val="1A1A1A"/>
-                <w:sz w:val="18"/>
+                <w:sz w:val="22"/>
                 <w:szCs w:val="18"/>
               </w:rPr>
               <w:t xml:space="preserve">Answer</w:t>
@@ -2400,7 +2404,7 @@
               <w:drawing>
                 <wp:inline distT="0" distB="0" distL="0" distR="0">
                   <wp:extent cx="1371600" cy="1356101"/>
-                  <wp:docPr id="1" name="Figure 1"/>
+                  <wp:docPr id="1" name="Figure 1" descr="Coordinate grid. Horizontal axis Tickets: 0 to 5, ticks every 1. Vertical axis Cost ($): 0 to 20, ticks every 4. Points: x: 1; y: 4, x: 2; y: 8, x: 3; y: 12, x: 4; y: 16. Line: True."/>
                   <a:graphic xmlns:a="http://schemas.openxmlformats.org/drawingml/2006/main">
                     <a:graphicData uri="http://schemas.openxmlformats.org/drawingml/2006/picture">
                       <pic:pic xmlns:pic="http://schemas.openxmlformats.org/drawingml/2006/picture">
@@ -2452,18 +2456,18 @@
           <w:rFonts w:ascii="Avenir Next" w:hAnsi="Avenir Next" w:cs="Avenir Next" w:eastAsia="Avenir Next"/>
           <w:b/>
           <w:color w:val="1A1A1A"/>
+          <w:sz w:val="22"/>
+          <w:szCs w:val="20"/>
+        </w:rPr>
+        <w:t xml:space="preserve">5.</w:t>
+      </w:r>
+      <w:r>
+        <w:rPr>
+          <w:rFonts w:ascii="Avenir Next" w:hAnsi="Avenir Next" w:cs="Avenir Next" w:eastAsia="Avenir Next"/>
+          <w:color w:val="1A1A1A"/>
           <w:sz w:val="20"/>
           <w:szCs w:val="20"/>
         </w:rPr>
-        <w:t xml:space="preserve">5.</w:t>
-      </w:r>
-      <w:r>
-        <w:rPr>
-          <w:rFonts w:ascii="Avenir Next" w:hAnsi="Avenir Next" w:cs="Avenir Next" w:eastAsia="Avenir Next"/>
-          <w:color w:val="1A1A1A"/>
-          <w:sz w:val="20"/>
-          <w:szCs w:val="20"/>
-        </w:rPr>
         <w:tab/>
       </w:r>
       <w:r>
@@ -2471,7 +2475,7 @@
           <w:rFonts w:ascii="Avenir Next" w:hAnsi="Avenir Next" w:cs="Avenir Next" w:eastAsia="Avenir Next"/>
           <w:b/>
           <w:color w:val="1A1A1A"/>
-          <w:sz w:val="20"/>
+          <w:sz w:val="22"/>
           <w:szCs w:val="20"/>
         </w:rPr>
         <w:t xml:space="preserve">Find the Error.  </w:t>
@@ -2480,7 +2484,7 @@
         <w:rPr>
           <w:rFonts w:ascii="Avenir Next" w:hAnsi="Avenir Next" w:cs="Avenir Next" w:eastAsia="Avenir Next"/>
           <w:color w:val="1A1A1A"/>
-          <w:sz w:val="20"/>
+          <w:sz w:val="22"/>
           <w:szCs w:val="20"/>
         </w:rPr>
         <w:t xml:space="preserve">For </w:t>
@@ -2490,7 +2494,7 @@
           <w:rFonts w:ascii="Avenir Next" w:hAnsi="Avenir Next" w:cs="Avenir Next" w:eastAsia="Avenir Next"/>
           <w:i/>
           <w:color w:val="1A1A1A"/>
-          <w:sz w:val="20"/>
+          <w:sz w:val="22"/>
           <w:szCs w:val="20"/>
         </w:rPr>
         <w:t xml:space="preserve">x</w:t>
@@ -2499,7 +2503,7 @@
         <w:rPr>
           <w:rFonts w:ascii="Avenir Next" w:hAnsi="Avenir Next" w:cs="Avenir Next" w:eastAsia="Avenir Next"/>
           <w:color w:val="1A1A1A"/>
-          <w:sz w:val="20"/>
+          <w:sz w:val="22"/>
           <w:szCs w:val="20"/>
         </w:rPr>
         <w:t xml:space="preserve">: 2, 4, 6 and </w:t>
@@ -2509,7 +2513,7 @@
           <w:rFonts w:ascii="Avenir Next" w:hAnsi="Avenir Next" w:cs="Avenir Next" w:eastAsia="Avenir Next"/>
           <w:i/>
           <w:color w:val="1A1A1A"/>
-          <w:sz w:val="20"/>
+          <w:sz w:val="22"/>
           <w:szCs w:val="20"/>
         </w:rPr>
         <w:t xml:space="preserve">y</w:t>
@@ -2518,7 +2522,7 @@
         <w:rPr>
           <w:rFonts w:ascii="Avenir Next" w:hAnsi="Avenir Next" w:cs="Avenir Next" w:eastAsia="Avenir Next"/>
           <w:color w:val="1A1A1A"/>
-          <w:sz w:val="20"/>
+          <w:sz w:val="22"/>
           <w:szCs w:val="20"/>
         </w:rPr>
         <w:t xml:space="preserve">: 6, 8, 10, Owen wrote </w:t>
@@ -2528,7 +2532,7 @@
           <w:rFonts w:ascii="Avenir Next" w:hAnsi="Avenir Next" w:cs="Avenir Next" w:eastAsia="Avenir Next"/>
           <w:i/>
           <w:color w:val="1A1A1A"/>
-          <w:sz w:val="20"/>
+          <w:sz w:val="22"/>
           <w:szCs w:val="20"/>
         </w:rPr>
         <w:t xml:space="preserve">y</w:t>
@@ -2537,7 +2541,7 @@
         <w:rPr>
           <w:rFonts w:ascii="Avenir Next" w:hAnsi="Avenir Next" w:cs="Avenir Next" w:eastAsia="Avenir Next"/>
           <w:color w:val="1A1A1A"/>
-          <w:sz w:val="20"/>
+          <w:sz w:val="22"/>
           <w:szCs w:val="20"/>
         </w:rPr>
         <w:t xml:space="preserve"> = 3</w:t>
@@ -2547,7 +2551,7 @@
           <w:rFonts w:ascii="Avenir Next" w:hAnsi="Avenir Next" w:cs="Avenir Next" w:eastAsia="Avenir Next"/>
           <w:i/>
           <w:color w:val="1A1A1A"/>
-          <w:sz w:val="20"/>
+          <w:sz w:val="22"/>
           <w:szCs w:val="20"/>
         </w:rPr>
         <w:t xml:space="preserve">x</w:t>
@@ -2556,7 +2560,7 @@
         <w:rPr>
           <w:rFonts w:ascii="Avenir Next" w:hAnsi="Avenir Next" w:cs="Avenir Next" w:eastAsia="Avenir Next"/>
           <w:color w:val="1A1A1A"/>
-          <w:sz w:val="20"/>
+          <w:sz w:val="22"/>
           <w:szCs w:val="20"/>
         </w:rPr>
         <w:t xml:space="preserve"> because 3 × 2 = 6. Explain his mistake and write the correct equation.</w:t>
@@ -2677,6 +2681,7 @@
           </w:tcPr>
           <w:p>
             <w:pPr>
+              <w:pStyle w:val="Heading2"/>
               <w:spacing w:before="0" w:after="0" w:line="240" w:lineRule="auto"/>
             </w:pPr>
             <w:r>
@@ -2714,7 +2719,7 @@
               <w:rPr>
                 <w:rFonts w:ascii="Avenir Next" w:hAnsi="Avenir Next" w:cs="Avenir Next" w:eastAsia="Avenir Next"/>
                 <w:color w:val="1A1A1A"/>
-                <w:sz w:val="17"/>
+                <w:sz w:val="22"/>
                 <w:szCs w:val="17"/>
               </w:rPr>
               <w:t xml:space="preserve">  I can do this on my own</w:t>
@@ -2743,7 +2748,7 @@
               <w:rPr>
                 <w:rFonts w:ascii="Avenir Next" w:hAnsi="Avenir Next" w:cs="Avenir Next" w:eastAsia="Avenir Next"/>
                 <w:color w:val="1A1A1A"/>
-                <w:sz w:val="17"/>
+                <w:sz w:val="22"/>
                 <w:szCs w:val="17"/>
               </w:rPr>
               <w:t xml:space="preserve">  I need a little help</w:t>
@@ -2772,7 +2777,7 @@
               <w:rPr>
                 <w:rFonts w:ascii="Avenir Next" w:hAnsi="Avenir Next" w:cs="Avenir Next" w:eastAsia="Avenir Next"/>
                 <w:color w:val="1A1A1A"/>
-                <w:sz w:val="17"/>
+                <w:sz w:val="22"/>
                 <w:szCs w:val="17"/>
               </w:rPr>
               <w:t xml:space="preserve">  I have a question about #</w:t>
@@ -2810,7 +2815,7 @@
         <w:rPr>
           <w:rFonts w:ascii="Avenir Next" w:hAnsi="Avenir Next" w:cs="Avenir Next" w:eastAsia="Avenir Next"/>
           <w:color w:val="5A5F66"/>
-          <w:sz w:val="17"/>
+          <w:sz w:val="22"/>
           <w:szCs w:val="17"/>
         </w:rPr>
         <w:t xml:space="preserve">Make a 3-row table for a rule. Ask someone at home to find your equation.</w:t>
@@ -2830,10 +2835,28 @@
         <w:rPr>
           <w:rFonts w:ascii="Avenir Next" w:hAnsi="Avenir Next" w:cs="Avenir Next" w:eastAsia="Avenir Next"/>
           <w:color w:val="1A1A1A"/>
+          <w:sz w:val="22"/>
+          <w:szCs w:val="20"/>
+        </w:rPr>
+        <w:t xml:space="preserve">Name</w:t>
+      </w:r>
+      <w:r>
+        <w:rPr>
+          <w:rFonts w:ascii="Avenir Next" w:hAnsi="Avenir Next" w:cs="Avenir Next" w:eastAsia="Avenir Next"/>
+          <w:color w:val="1A1A1A"/>
           <w:sz w:val="20"/>
           <w:szCs w:val="20"/>
         </w:rPr>
-        <w:t xml:space="preserve">Name</w:t>
+        <w:tab/>
+      </w:r>
+      <w:r>
+        <w:rPr>
+          <w:rFonts w:ascii="Avenir Next" w:hAnsi="Avenir Next" w:cs="Avenir Next" w:eastAsia="Avenir Next"/>
+          <w:color w:val="1A1A1A"/>
+          <w:sz w:val="22"/>
+          <w:szCs w:val="20"/>
+        </w:rPr>
+        <w:t xml:space="preserve">   Date</w:t>
       </w:r>
       <w:r>
         <w:rPr>
@@ -2848,25 +2871,7 @@
         <w:rPr>
           <w:rFonts w:ascii="Avenir Next" w:hAnsi="Avenir Next" w:cs="Avenir Next" w:eastAsia="Avenir Next"/>
           <w:color w:val="1A1A1A"/>
-          <w:sz w:val="20"/>
-          <w:szCs w:val="20"/>
-        </w:rPr>
-        <w:t xml:space="preserve">   Date</w:t>
-      </w:r>
-      <w:r>
-        <w:rPr>
-          <w:rFonts w:ascii="Avenir Next" w:hAnsi="Avenir Next" w:cs="Avenir Next" w:eastAsia="Avenir Next"/>
-          <w:color w:val="1A1A1A"/>
-          <w:sz w:val="20"/>
-          <w:szCs w:val="20"/>
-        </w:rPr>
-        <w:tab/>
-      </w:r>
-      <w:r>
-        <w:rPr>
-          <w:rFonts w:ascii="Avenir Next" w:hAnsi="Avenir Next" w:cs="Avenir Next" w:eastAsia="Avenir Next"/>
-          <w:color w:val="1A1A1A"/>
-          <w:sz w:val="20"/>
+          <w:sz w:val="22"/>
           <w:szCs w:val="20"/>
         </w:rPr>
         <w:t xml:space="preserve">   Period</w:t>
@@ -2893,7 +2898,7 @@
           <w:caps/>
           <w:color w:val="003A70"/>
           <w:spacing w:val="12"/>
-          <w:sz w:val="19"/>
+          <w:sz w:val="22"/>
           <w:szCs w:val="19"/>
         </w:rPr>
         <w:t xml:space="preserve">Lesson 9-3  ·  Homework Packet  ·  Sheet 2 of 2</w:t>
@@ -2901,6 +2906,7 @@
     </w:p>
     <w:p>
       <w:pPr>
+        <w:pStyle w:val="Heading1"/>
         <w:keepNext/>
         <w:spacing w:before="0" w:after="0" w:line="240" w:lineRule="auto"/>
       </w:pPr>
@@ -2926,7 +2932,7 @@
         <w:rPr>
           <w:rFonts w:ascii="Avenir Next" w:hAnsi="Avenir Next" w:cs="Avenir Next" w:eastAsia="Avenir Next"/>
           <w:color w:val="5A5F66"/>
-          <w:sz w:val="17"/>
+          <w:sz w:val="22"/>
           <w:szCs w:val="17"/>
         </w:rPr>
         <w:t xml:space="preserve">Maryland Standard 6.EE.C.9   ·   Learning target — I can write an equation from a described situation and identify its variables.</w:t>
@@ -2973,6 +2979,7 @@
           </w:tcPr>
           <w:p>
             <w:pPr>
+              <w:pStyle w:val="Heading2"/>
               <w:spacing w:before="0" w:after="0" w:line="240" w:lineRule="auto"/>
             </w:pPr>
             <w:r>
@@ -3000,82 +3007,82 @@
                 <w:rFonts w:ascii="Avenir Next" w:hAnsi="Avenir Next" w:cs="Avenir Next" w:eastAsia="Avenir Next"/>
                 <w:b/>
                 <w:color w:val="003A70"/>
+                <w:sz w:val="22"/>
+                <w:szCs w:val="18"/>
+              </w:rPr>
+              <w:t xml:space="preserve">•</w:t>
+            </w:r>
+            <w:r>
+              <w:rPr>
+                <w:rFonts w:ascii="Avenir Next" w:hAnsi="Avenir Next" w:cs="Avenir Next" w:eastAsia="Avenir Next"/>
+                <w:color w:val="1A1A1A"/>
                 <w:sz w:val="18"/>
                 <w:szCs w:val="18"/>
               </w:rPr>
-              <w:t xml:space="preserve">•</w:t>
-            </w:r>
-            <w:r>
-              <w:rPr>
-                <w:rFonts w:ascii="Avenir Next" w:hAnsi="Avenir Next" w:cs="Avenir Next" w:eastAsia="Avenir Next"/>
-                <w:color w:val="1A1A1A"/>
-                <w:sz w:val="18"/>
+              <w:tab/>
+            </w:r>
+            <w:r>
+              <w:rPr>
+                <w:rFonts w:ascii="Avenir Next" w:hAnsi="Avenir Next" w:cs="Avenir Next" w:eastAsia="Avenir Next"/>
+                <w:color w:val="1A1A1A"/>
+                <w:sz w:val="22"/>
                 <w:szCs w:val="18"/>
               </w:rPr>
-              <w:tab/>
-            </w:r>
-            <w:r>
-              <w:rPr>
-                <w:rFonts w:ascii="Avenir Next" w:hAnsi="Avenir Next" w:cs="Avenir Next" w:eastAsia="Avenir Next"/>
-                <w:color w:val="1A1A1A"/>
-                <w:sz w:val="18"/>
+              <w:t xml:space="preserve">A </w:t>
+            </w:r>
+            <w:r>
+              <w:rPr>
+                <w:rFonts w:ascii="Avenir Next" w:hAnsi="Avenir Next" w:cs="Avenir Next" w:eastAsia="Avenir Next"/>
+                <w:b/>
+                <w:color w:val="1A1A1A"/>
+                <w:sz w:val="22"/>
                 <w:szCs w:val="18"/>
               </w:rPr>
-              <w:t xml:space="preserve">A </w:t>
+              <w:t xml:space="preserve">rate</w:t>
+            </w:r>
+            <w:r>
+              <w:rPr>
+                <w:rFonts w:ascii="Avenir Next" w:hAnsi="Avenir Next" w:cs="Avenir Next" w:eastAsia="Avenir Next"/>
+                <w:color w:val="1A1A1A"/>
+                <w:sz w:val="22"/>
+                <w:szCs w:val="18"/>
+              </w:rPr>
+              <w:t xml:space="preserve"> (“each,” “per”) multiplies </w:t>
+            </w:r>
+            <w:r>
+              <w:rPr>
+                <w:rFonts w:ascii="Avenir Next" w:hAnsi="Avenir Next" w:cs="Avenir Next" w:eastAsia="Avenir Next"/>
+                <w:i/>
+                <w:color w:val="1A1A1A"/>
+                <w:sz w:val="22"/>
+                <w:szCs w:val="18"/>
+              </w:rPr>
+              <w:t xml:space="preserve">x</w:t>
+            </w:r>
+            <w:r>
+              <w:rPr>
+                <w:rFonts w:ascii="Avenir Next" w:hAnsi="Avenir Next" w:cs="Avenir Next" w:eastAsia="Avenir Next"/>
+                <w:color w:val="1A1A1A"/>
+                <w:sz w:val="22"/>
+                <w:szCs w:val="18"/>
+              </w:rPr>
+              <w:t xml:space="preserve">. A </w:t>
             </w:r>
             <w:r>
               <w:rPr>
                 <w:rFonts w:ascii="Avenir Next" w:hAnsi="Avenir Next" w:cs="Avenir Next" w:eastAsia="Avenir Next"/>
                 <w:b/>
                 <w:color w:val="1A1A1A"/>
-                <w:sz w:val="18"/>
+                <w:sz w:val="22"/>
                 <w:szCs w:val="18"/>
               </w:rPr>
-              <w:t xml:space="preserve">rate</w:t>
-            </w:r>
-            <w:r>
-              <w:rPr>
-                <w:rFonts w:ascii="Avenir Next" w:hAnsi="Avenir Next" w:cs="Avenir Next" w:eastAsia="Avenir Next"/>
-                <w:color w:val="1A1A1A"/>
-                <w:sz w:val="18"/>
-                <w:szCs w:val="18"/>
-              </w:rPr>
-              <w:t xml:space="preserve"> (“each,” “per”) multiplies </w:t>
-            </w:r>
-            <w:r>
-              <w:rPr>
-                <w:rFonts w:ascii="Avenir Next" w:hAnsi="Avenir Next" w:cs="Avenir Next" w:eastAsia="Avenir Next"/>
-                <w:i/>
-                <w:color w:val="1A1A1A"/>
-                <w:sz w:val="18"/>
-                <w:szCs w:val="18"/>
-              </w:rPr>
-              <w:t xml:space="preserve">x</w:t>
-            </w:r>
-            <w:r>
-              <w:rPr>
-                <w:rFonts w:ascii="Avenir Next" w:hAnsi="Avenir Next" w:cs="Avenir Next" w:eastAsia="Avenir Next"/>
-                <w:color w:val="1A1A1A"/>
-                <w:sz w:val="18"/>
-                <w:szCs w:val="18"/>
-              </w:rPr>
-              <w:t xml:space="preserve">. A </w:t>
-            </w:r>
-            <w:r>
-              <w:rPr>
-                <w:rFonts w:ascii="Avenir Next" w:hAnsi="Avenir Next" w:cs="Avenir Next" w:eastAsia="Avenir Next"/>
-                <w:b/>
-                <w:color w:val="1A1A1A"/>
-                <w:sz w:val="18"/>
-                <w:szCs w:val="18"/>
-              </w:rPr>
               <w:t xml:space="preserve">starting amount</w:t>
             </w:r>
             <w:r>
               <w:rPr>
                 <w:rFonts w:ascii="Avenir Next" w:hAnsi="Avenir Next" w:cs="Avenir Next" w:eastAsia="Avenir Next"/>
                 <w:color w:val="1A1A1A"/>
-                <w:sz w:val="18"/>
+                <w:sz w:val="22"/>
                 <w:szCs w:val="18"/>
               </w:rPr>
               <w:t xml:space="preserve"> or fee is added once.</w:t>
@@ -3094,54 +3101,54 @@
                 <w:rFonts w:ascii="Avenir Next" w:hAnsi="Avenir Next" w:cs="Avenir Next" w:eastAsia="Avenir Next"/>
                 <w:b/>
                 <w:color w:val="003A70"/>
+                <w:sz w:val="22"/>
+                <w:szCs w:val="18"/>
+              </w:rPr>
+              <w:t xml:space="preserve">•</w:t>
+            </w:r>
+            <w:r>
+              <w:rPr>
+                <w:rFonts w:ascii="Avenir Next" w:hAnsi="Avenir Next" w:cs="Avenir Next" w:eastAsia="Avenir Next"/>
+                <w:color w:val="1A1A1A"/>
                 <w:sz w:val="18"/>
                 <w:szCs w:val="18"/>
               </w:rPr>
-              <w:t xml:space="preserve">•</w:t>
-            </w:r>
-            <w:r>
-              <w:rPr>
-                <w:rFonts w:ascii="Avenir Next" w:hAnsi="Avenir Next" w:cs="Avenir Next" w:eastAsia="Avenir Next"/>
-                <w:color w:val="1A1A1A"/>
-                <w:sz w:val="18"/>
+              <w:tab/>
+            </w:r>
+            <w:r>
+              <w:rPr>
+                <w:rFonts w:ascii="Avenir Next" w:hAnsi="Avenir Next" w:cs="Avenir Next" w:eastAsia="Avenir Next"/>
+                <w:i/>
+                <w:color w:val="1A1A1A"/>
+                <w:sz w:val="22"/>
                 <w:szCs w:val="18"/>
               </w:rPr>
-              <w:tab/>
-            </w:r>
-            <w:r>
-              <w:rPr>
-                <w:rFonts w:ascii="Avenir Next" w:hAnsi="Avenir Next" w:cs="Avenir Next" w:eastAsia="Avenir Next"/>
-                <w:i/>
-                <w:color w:val="1A1A1A"/>
-                <w:sz w:val="18"/>
+              <w:t xml:space="preserve">y</w:t>
+            </w:r>
+            <w:r>
+              <w:rPr>
+                <w:rFonts w:ascii="Avenir Next" w:hAnsi="Avenir Next" w:cs="Avenir Next" w:eastAsia="Avenir Next"/>
+                <w:color w:val="1A1A1A"/>
+                <w:sz w:val="22"/>
                 <w:szCs w:val="18"/>
               </w:rPr>
-              <w:t xml:space="preserve">y</w:t>
-            </w:r>
-            <w:r>
-              <w:rPr>
-                <w:rFonts w:ascii="Avenir Next" w:hAnsi="Avenir Next" w:cs="Avenir Next" w:eastAsia="Avenir Next"/>
-                <w:color w:val="1A1A1A"/>
-                <w:sz w:val="18"/>
+              <w:t xml:space="preserve"> = (rate) × </w:t>
+            </w:r>
+            <w:r>
+              <w:rPr>
+                <w:rFonts w:ascii="Avenir Next" w:hAnsi="Avenir Next" w:cs="Avenir Next" w:eastAsia="Avenir Next"/>
+                <w:i/>
+                <w:color w:val="1A1A1A"/>
+                <w:sz w:val="22"/>
                 <w:szCs w:val="18"/>
               </w:rPr>
-              <w:t xml:space="preserve"> = (rate) × </w:t>
-            </w:r>
-            <w:r>
-              <w:rPr>
-                <w:rFonts w:ascii="Avenir Next" w:hAnsi="Avenir Next" w:cs="Avenir Next" w:eastAsia="Avenir Next"/>
-                <w:i/>
-                <w:color w:val="1A1A1A"/>
-                <w:sz w:val="18"/>
-                <w:szCs w:val="18"/>
-              </w:rPr>
               <w:t xml:space="preserve">x</w:t>
             </w:r>
             <w:r>
               <w:rPr>
                 <w:rFonts w:ascii="Avenir Next" w:hAnsi="Avenir Next" w:cs="Avenir Next" w:eastAsia="Avenir Next"/>
                 <w:color w:val="1A1A1A"/>
-                <w:sz w:val="18"/>
+                <w:sz w:val="22"/>
                 <w:szCs w:val="18"/>
               </w:rPr>
               <w:t xml:space="preserve"> + (starting amount). Check it with one value from the story.</w:t>
@@ -3156,6 +3163,7 @@
           </w:tcPr>
           <w:p>
             <w:pPr>
+              <w:pStyle w:val="Heading2"/>
               <w:spacing w:before="0" w:after="0" w:line="240" w:lineRule="auto"/>
             </w:pPr>
             <w:r>
@@ -3178,7 +3186,7 @@
               <w:rPr>
                 <w:rFonts w:ascii="Avenir Next" w:hAnsi="Avenir Next" w:cs="Avenir Next" w:eastAsia="Avenir Next"/>
                 <w:color w:val="1A1A1A"/>
-                <w:sz w:val="17"/>
+                <w:sz w:val="22"/>
                 <w:szCs w:val="17"/>
               </w:rPr>
               <w:t xml:space="preserve">A gym charges $10 to enter plus $7 per hour. Write an equation for the cost </w:t>
@@ -3188,7 +3196,7 @@
                 <w:rFonts w:ascii="Avenir Next" w:hAnsi="Avenir Next" w:cs="Avenir Next" w:eastAsia="Avenir Next"/>
                 <w:i/>
                 <w:color w:val="1A1A1A"/>
-                <w:sz w:val="17"/>
+                <w:sz w:val="22"/>
                 <w:szCs w:val="17"/>
               </w:rPr>
               <w:t xml:space="preserve">y</w:t>
@@ -3197,7 +3205,7 @@
               <w:rPr>
                 <w:rFonts w:ascii="Avenir Next" w:hAnsi="Avenir Next" w:cs="Avenir Next" w:eastAsia="Avenir Next"/>
                 <w:color w:val="1A1A1A"/>
-                <w:sz w:val="17"/>
+                <w:sz w:val="22"/>
                 <w:szCs w:val="17"/>
               </w:rPr>
               <w:t xml:space="preserve"> of </w:t>
@@ -3207,7 +3215,7 @@
                 <w:rFonts w:ascii="Avenir Next" w:hAnsi="Avenir Next" w:cs="Avenir Next" w:eastAsia="Avenir Next"/>
                 <w:i/>
                 <w:color w:val="1A1A1A"/>
-                <w:sz w:val="17"/>
+                <w:sz w:val="22"/>
                 <w:szCs w:val="17"/>
               </w:rPr>
               <w:t xml:space="preserve">x</w:t>
@@ -3216,7 +3224,7 @@
               <w:rPr>
                 <w:rFonts w:ascii="Avenir Next" w:hAnsi="Avenir Next" w:cs="Avenir Next" w:eastAsia="Avenir Next"/>
                 <w:color w:val="1A1A1A"/>
-                <w:sz w:val="17"/>
+                <w:sz w:val="22"/>
                 <w:szCs w:val="17"/>
               </w:rPr>
               <w:t xml:space="preserve"> hours.</w:t>
@@ -3235,44 +3243,44 @@
                 <w:rFonts w:ascii="Avenir Next" w:hAnsi="Avenir Next" w:cs="Avenir Next" w:eastAsia="Avenir Next"/>
                 <w:b/>
                 <w:color w:val="003A70"/>
+                <w:sz w:val="22"/>
+                <w:szCs w:val="17"/>
+              </w:rPr>
+              <w:t xml:space="preserve">Step 1</w:t>
+            </w:r>
+            <w:r>
+              <w:rPr>
+                <w:rFonts w:ascii="Avenir Next" w:hAnsi="Avenir Next" w:cs="Avenir Next" w:eastAsia="Avenir Next"/>
+                <w:color w:val="1A1A1A"/>
                 <w:sz w:val="17"/>
                 <w:szCs w:val="17"/>
               </w:rPr>
-              <w:t xml:space="preserve">Step 1</w:t>
-            </w:r>
-            <w:r>
-              <w:rPr>
-                <w:rFonts w:ascii="Avenir Next" w:hAnsi="Avenir Next" w:cs="Avenir Next" w:eastAsia="Avenir Next"/>
-                <w:color w:val="1A1A1A"/>
-                <w:sz w:val="17"/>
+              <w:tab/>
+            </w:r>
+            <w:r>
+              <w:rPr>
+                <w:rFonts w:ascii="Avenir Next" w:hAnsi="Avenir Next" w:cs="Avenir Next" w:eastAsia="Avenir Next"/>
+                <w:color w:val="1A1A1A"/>
+                <w:sz w:val="22"/>
                 <w:szCs w:val="17"/>
               </w:rPr>
-              <w:tab/>
-            </w:r>
-            <w:r>
-              <w:rPr>
-                <w:rFonts w:ascii="Avenir Next" w:hAnsi="Avenir Next" w:cs="Avenir Next" w:eastAsia="Avenir Next"/>
-                <w:color w:val="1A1A1A"/>
-                <w:sz w:val="17"/>
+              <w:t xml:space="preserve">Rate: 7 per hour, so 7</w:t>
+            </w:r>
+            <w:r>
+              <w:rPr>
+                <w:rFonts w:ascii="Avenir Next" w:hAnsi="Avenir Next" w:cs="Avenir Next" w:eastAsia="Avenir Next"/>
+                <w:i/>
+                <w:color w:val="1A1A1A"/>
+                <w:sz w:val="22"/>
                 <w:szCs w:val="17"/>
               </w:rPr>
-              <w:t xml:space="preserve">Rate: 7 per hour, so 7</w:t>
-            </w:r>
-            <w:r>
-              <w:rPr>
-                <w:rFonts w:ascii="Avenir Next" w:hAnsi="Avenir Next" w:cs="Avenir Next" w:eastAsia="Avenir Next"/>
-                <w:i/>
-                <w:color w:val="1A1A1A"/>
-                <w:sz w:val="17"/>
-                <w:szCs w:val="17"/>
-              </w:rPr>
               <w:t xml:space="preserve">x</w:t>
             </w:r>
             <w:r>
               <w:rPr>
                 <w:rFonts w:ascii="Avenir Next" w:hAnsi="Avenir Next" w:cs="Avenir Next" w:eastAsia="Avenir Next"/>
                 <w:color w:val="1A1A1A"/>
-                <w:sz w:val="17"/>
+                <w:sz w:val="22"/>
                 <w:szCs w:val="17"/>
               </w:rPr>
               <w:t xml:space="preserve">. Fee: add 10.</w:t>
@@ -3291,25 +3299,25 @@
                 <w:rFonts w:ascii="Avenir Next" w:hAnsi="Avenir Next" w:cs="Avenir Next" w:eastAsia="Avenir Next"/>
                 <w:b/>
                 <w:color w:val="003A70"/>
+                <w:sz w:val="22"/>
+                <w:szCs w:val="17"/>
+              </w:rPr>
+              <w:t xml:space="preserve">Step 2</w:t>
+            </w:r>
+            <w:r>
+              <w:rPr>
+                <w:rFonts w:ascii="Avenir Next" w:hAnsi="Avenir Next" w:cs="Avenir Next" w:eastAsia="Avenir Next"/>
+                <w:color w:val="1A1A1A"/>
                 <w:sz w:val="17"/>
                 <w:szCs w:val="17"/>
               </w:rPr>
-              <w:t xml:space="preserve">Step 2</w:t>
-            </w:r>
-            <w:r>
-              <w:rPr>
-                <w:rFonts w:ascii="Avenir Next" w:hAnsi="Avenir Next" w:cs="Avenir Next" w:eastAsia="Avenir Next"/>
-                <w:color w:val="1A1A1A"/>
-                <w:sz w:val="17"/>
-                <w:szCs w:val="17"/>
-              </w:rPr>
               <w:tab/>
             </w:r>
             <w:r>
               <w:rPr>
                 <w:rFonts w:ascii="Avenir Next" w:hAnsi="Avenir Next" w:cs="Avenir Next" w:eastAsia="Avenir Next"/>
                 <w:color w:val="1A1A1A"/>
-                <w:sz w:val="17"/>
+                <w:sz w:val="22"/>
                 <w:szCs w:val="17"/>
               </w:rPr>
               <w:t xml:space="preserve">Check 3 hours: 7 × 3 + 10 = 31</w:t>
@@ -3328,58 +3336,58 @@
                 <w:rFonts w:ascii="Avenir Next" w:hAnsi="Avenir Next" w:cs="Avenir Next" w:eastAsia="Avenir Next"/>
                 <w:b/>
                 <w:color w:val="1A1A1A"/>
+                <w:sz w:val="22"/>
+                <w:szCs w:val="17"/>
+              </w:rPr>
+              <w:t xml:space="preserve">Answer</w:t>
+            </w:r>
+            <w:r>
+              <w:rPr>
+                <w:rFonts w:ascii="Avenir Next" w:hAnsi="Avenir Next" w:cs="Avenir Next" w:eastAsia="Avenir Next"/>
+                <w:color w:val="1A1A1A"/>
                 <w:sz w:val="17"/>
                 <w:szCs w:val="17"/>
               </w:rPr>
-              <w:t xml:space="preserve">Answer</w:t>
-            </w:r>
-            <w:r>
-              <w:rPr>
-                <w:rFonts w:ascii="Avenir Next" w:hAnsi="Avenir Next" w:cs="Avenir Next" w:eastAsia="Avenir Next"/>
-                <w:color w:val="1A1A1A"/>
-                <w:sz w:val="17"/>
+              <w:tab/>
+            </w:r>
+            <w:r>
+              <w:rPr>
+                <w:rFonts w:ascii="Avenir Next" w:hAnsi="Avenir Next" w:cs="Avenir Next" w:eastAsia="Avenir Next"/>
+                <w:b/>
+                <w:i/>
+                <w:color w:val="1A1A1A"/>
+                <w:sz w:val="22"/>
                 <w:szCs w:val="17"/>
               </w:rPr>
-              <w:tab/>
+              <w:t xml:space="preserve">y</w:t>
             </w:r>
             <w:r>
               <w:rPr>
                 <w:rFonts w:ascii="Avenir Next" w:hAnsi="Avenir Next" w:cs="Avenir Next" w:eastAsia="Avenir Next"/>
                 <w:b/>
-                <w:i/>
-                <w:color w:val="1A1A1A"/>
-                <w:sz w:val="17"/>
+                <w:color w:val="1A1A1A"/>
+                <w:sz w:val="22"/>
                 <w:szCs w:val="17"/>
               </w:rPr>
-              <w:t xml:space="preserve">y</w:t>
+              <w:t xml:space="preserve"> = 7</w:t>
             </w:r>
             <w:r>
               <w:rPr>
                 <w:rFonts w:ascii="Avenir Next" w:hAnsi="Avenir Next" w:cs="Avenir Next" w:eastAsia="Avenir Next"/>
                 <w:b/>
-                <w:color w:val="1A1A1A"/>
-                <w:sz w:val="17"/>
+                <w:i/>
+                <w:color w:val="1A1A1A"/>
+                <w:sz w:val="22"/>
                 <w:szCs w:val="17"/>
               </w:rPr>
-              <w:t xml:space="preserve"> = 7</w:t>
+              <w:t xml:space="preserve">x</w:t>
             </w:r>
             <w:r>
               <w:rPr>
                 <w:rFonts w:ascii="Avenir Next" w:hAnsi="Avenir Next" w:cs="Avenir Next" w:eastAsia="Avenir Next"/>
                 <w:b/>
-                <w:i/>
-                <w:color w:val="1A1A1A"/>
-                <w:sz w:val="17"/>
-                <w:szCs w:val="17"/>
-              </w:rPr>
-              <w:t xml:space="preserve">x</w:t>
-            </w:r>
-            <w:r>
-              <w:rPr>
-                <w:rFonts w:ascii="Avenir Next" w:hAnsi="Avenir Next" w:cs="Avenir Next" w:eastAsia="Avenir Next"/>
-                <w:b/>
-                <w:color w:val="1A1A1A"/>
-                <w:sz w:val="17"/>
+                <w:color w:val="1A1A1A"/>
+                <w:sz w:val="22"/>
                 <w:szCs w:val="17"/>
               </w:rPr>
               <w:t xml:space="preserve"> + 10</w:t>
@@ -3390,6 +3398,7 @@
     </w:tbl>
     <w:p>
       <w:pPr>
+        <w:pStyle w:val="Heading2"/>
         <w:keepNext/>
         <w:pBdr>
           <w:bottom w:val="single" w:sz="8" w:space="3" w:color="003A70"/>
@@ -3405,7 +3414,7 @@
           <w:b/>
           <w:color w:val="003A70"/>
           <w:spacing w:val="14"/>
-          <w:sz w:val="19"/>
+          <w:sz w:val="22"/>
           <w:szCs w:val="19"/>
         </w:rPr>
         <w:t xml:space="preserve">PRACTICE</w:t>
@@ -3424,7 +3433,7 @@
           <w:rFonts w:ascii="Avenir Next" w:hAnsi="Avenir Next" w:cs="Avenir Next" w:eastAsia="Avenir Next"/>
           <w:i/>
           <w:color w:val="5A5F66"/>
-          <w:sz w:val="17"/>
+          <w:sz w:val="22"/>
           <w:szCs w:val="17"/>
         </w:rPr>
         <w:t xml:space="preserve">show your work · label units</w:t>
@@ -3444,25 +3453,25 @@
           <w:rFonts w:ascii="Avenir Next" w:hAnsi="Avenir Next" w:cs="Avenir Next" w:eastAsia="Avenir Next"/>
           <w:b/>
           <w:color w:val="1A1A1A"/>
+          <w:sz w:val="22"/>
+          <w:szCs w:val="20"/>
+        </w:rPr>
+        <w:t xml:space="preserve">1.</w:t>
+      </w:r>
+      <w:r>
+        <w:rPr>
+          <w:rFonts w:ascii="Avenir Next" w:hAnsi="Avenir Next" w:cs="Avenir Next" w:eastAsia="Avenir Next"/>
+          <w:color w:val="1A1A1A"/>
           <w:sz w:val="20"/>
           <w:szCs w:val="20"/>
         </w:rPr>
-        <w:t xml:space="preserve">1.</w:t>
-      </w:r>
-      <w:r>
-        <w:rPr>
-          <w:rFonts w:ascii="Avenir Next" w:hAnsi="Avenir Next" w:cs="Avenir Next" w:eastAsia="Avenir Next"/>
-          <w:color w:val="1A1A1A"/>
-          <w:sz w:val="20"/>
-          <w:szCs w:val="20"/>
-        </w:rPr>
         <w:tab/>
       </w:r>
       <w:r>
         <w:rPr>
           <w:rFonts w:ascii="Avenir Next" w:hAnsi="Avenir Next" w:cs="Avenir Next" w:eastAsia="Avenir Next"/>
           <w:color w:val="1A1A1A"/>
-          <w:sz w:val="20"/>
+          <w:sz w:val="22"/>
           <w:szCs w:val="20"/>
         </w:rPr>
         <w:t xml:space="preserve">Write an equation for each situation.</w:t>
@@ -3482,25 +3491,25 @@
           <w:rFonts w:ascii="Avenir Next" w:hAnsi="Avenir Next" w:cs="Avenir Next" w:eastAsia="Avenir Next"/>
           <w:b/>
           <w:color w:val="003A70"/>
+          <w:sz w:val="22"/>
+          <w:szCs w:val="20"/>
+        </w:rPr>
+        <w:t xml:space="preserve">a.</w:t>
+      </w:r>
+      <w:r>
+        <w:rPr>
+          <w:rFonts w:ascii="Avenir Next" w:hAnsi="Avenir Next" w:cs="Avenir Next" w:eastAsia="Avenir Next"/>
+          <w:color w:val="1A1A1A"/>
           <w:sz w:val="20"/>
           <w:szCs w:val="20"/>
         </w:rPr>
-        <w:t xml:space="preserve">a.</w:t>
-      </w:r>
-      <w:r>
-        <w:rPr>
-          <w:rFonts w:ascii="Avenir Next" w:hAnsi="Avenir Next" w:cs="Avenir Next" w:eastAsia="Avenir Next"/>
-          <w:color w:val="1A1A1A"/>
-          <w:sz w:val="20"/>
-          <w:szCs w:val="20"/>
-        </w:rPr>
         <w:tab/>
       </w:r>
       <w:r>
         <w:rPr>
           <w:rFonts w:ascii="Avenir Next" w:hAnsi="Avenir Next" w:cs="Avenir Next" w:eastAsia="Avenir Next"/>
           <w:color w:val="1A1A1A"/>
-          <w:sz w:val="20"/>
+          <w:sz w:val="22"/>
           <w:szCs w:val="20"/>
         </w:rPr>
         <w:t xml:space="preserve">Each pack holds 12 pencils. Pencils </w:t>
@@ -3510,7 +3519,7 @@
           <w:rFonts w:ascii="Avenir Next" w:hAnsi="Avenir Next" w:cs="Avenir Next" w:eastAsia="Avenir Next"/>
           <w:i/>
           <w:color w:val="1A1A1A"/>
-          <w:sz w:val="20"/>
+          <w:sz w:val="22"/>
           <w:szCs w:val="20"/>
         </w:rPr>
         <w:t xml:space="preserve">y</w:t>
@@ -3519,7 +3528,7 @@
         <w:rPr>
           <w:rFonts w:ascii="Avenir Next" w:hAnsi="Avenir Next" w:cs="Avenir Next" w:eastAsia="Avenir Next"/>
           <w:color w:val="1A1A1A"/>
-          <w:sz w:val="20"/>
+          <w:sz w:val="22"/>
           <w:szCs w:val="20"/>
         </w:rPr>
         <w:t xml:space="preserve"> in </w:t>
@@ -3529,7 +3538,7 @@
           <w:rFonts w:ascii="Avenir Next" w:hAnsi="Avenir Next" w:cs="Avenir Next" w:eastAsia="Avenir Next"/>
           <w:i/>
           <w:color w:val="1A1A1A"/>
-          <w:sz w:val="20"/>
+          <w:sz w:val="22"/>
           <w:szCs w:val="20"/>
         </w:rPr>
         <w:t xml:space="preserve">x</w:t>
@@ -3538,7 +3547,7 @@
         <w:rPr>
           <w:rFonts w:ascii="Avenir Next" w:hAnsi="Avenir Next" w:cs="Avenir Next" w:eastAsia="Avenir Next"/>
           <w:color w:val="1A1A1A"/>
-          <w:sz w:val="20"/>
+          <w:sz w:val="22"/>
           <w:szCs w:val="20"/>
         </w:rPr>
         <w:t xml:space="preserve"> packs.  </w:t>
@@ -3548,7 +3557,7 @@
           <w:rFonts w:ascii="Avenir Next" w:hAnsi="Avenir Next" w:cs="Avenir Next" w:eastAsia="Avenir Next"/>
           <w:i/>
           <w:color w:val="1A1A1A"/>
-          <w:sz w:val="20"/>
+          <w:sz w:val="22"/>
           <w:szCs w:val="20"/>
         </w:rPr>
         <w:t xml:space="preserve">y</w:t>
@@ -3557,7 +3566,7 @@
         <w:rPr>
           <w:rFonts w:ascii="Avenir Next" w:hAnsi="Avenir Next" w:cs="Avenir Next" w:eastAsia="Avenir Next"/>
           <w:color w:val="1A1A1A"/>
-          <w:sz w:val="20"/>
+          <w:sz w:val="22"/>
           <w:szCs w:val="20"/>
         </w:rPr>
         <w:t xml:space="preserve"> = </w:t>
@@ -3587,25 +3596,25 @@
           <w:rFonts w:ascii="Avenir Next" w:hAnsi="Avenir Next" w:cs="Avenir Next" w:eastAsia="Avenir Next"/>
           <w:b/>
           <w:color w:val="003A70"/>
+          <w:sz w:val="22"/>
+          <w:szCs w:val="20"/>
+        </w:rPr>
+        <w:t xml:space="preserve">b.</w:t>
+      </w:r>
+      <w:r>
+        <w:rPr>
+          <w:rFonts w:ascii="Avenir Next" w:hAnsi="Avenir Next" w:cs="Avenir Next" w:eastAsia="Avenir Next"/>
+          <w:color w:val="1A1A1A"/>
           <w:sz w:val="20"/>
           <w:szCs w:val="20"/>
         </w:rPr>
-        <w:t xml:space="preserve">b.</w:t>
-      </w:r>
-      <w:r>
-        <w:rPr>
-          <w:rFonts w:ascii="Avenir Next" w:hAnsi="Avenir Next" w:cs="Avenir Next" w:eastAsia="Avenir Next"/>
-          <w:color w:val="1A1A1A"/>
-          <w:sz w:val="20"/>
-          <w:szCs w:val="20"/>
-        </w:rPr>
         <w:tab/>
       </w:r>
       <w:r>
         <w:rPr>
           <w:rFonts w:ascii="Avenir Next" w:hAnsi="Avenir Next" w:cs="Avenir Next" w:eastAsia="Avenir Next"/>
           <w:color w:val="1A1A1A"/>
-          <w:sz w:val="20"/>
+          <w:sz w:val="22"/>
           <w:szCs w:val="20"/>
         </w:rPr>
         <w:t xml:space="preserve">Jamal is 3 years older than his sister. Jamal’s age </w:t>
@@ -3615,7 +3624,7 @@
           <w:rFonts w:ascii="Avenir Next" w:hAnsi="Avenir Next" w:cs="Avenir Next" w:eastAsia="Avenir Next"/>
           <w:i/>
           <w:color w:val="1A1A1A"/>
-          <w:sz w:val="20"/>
+          <w:sz w:val="22"/>
           <w:szCs w:val="20"/>
         </w:rPr>
         <w:t xml:space="preserve">y</w:t>
@@ -3624,7 +3633,7 @@
         <w:rPr>
           <w:rFonts w:ascii="Avenir Next" w:hAnsi="Avenir Next" w:cs="Avenir Next" w:eastAsia="Avenir Next"/>
           <w:color w:val="1A1A1A"/>
-          <w:sz w:val="20"/>
+          <w:sz w:val="22"/>
           <w:szCs w:val="20"/>
         </w:rPr>
         <w:t xml:space="preserve"> when she is </w:t>
@@ -3634,7 +3643,7 @@
           <w:rFonts w:ascii="Avenir Next" w:hAnsi="Avenir Next" w:cs="Avenir Next" w:eastAsia="Avenir Next"/>
           <w:i/>
           <w:color w:val="1A1A1A"/>
-          <w:sz w:val="20"/>
+          <w:sz w:val="22"/>
           <w:szCs w:val="20"/>
         </w:rPr>
         <w:t xml:space="preserve">x</w:t>
@@ -3643,7 +3652,7 @@
         <w:rPr>
           <w:rFonts w:ascii="Avenir Next" w:hAnsi="Avenir Next" w:cs="Avenir Next" w:eastAsia="Avenir Next"/>
           <w:color w:val="1A1A1A"/>
-          <w:sz w:val="20"/>
+          <w:sz w:val="22"/>
           <w:szCs w:val="20"/>
         </w:rPr>
         <w:t xml:space="preserve">.  </w:t>
@@ -3653,7 +3662,7 @@
           <w:rFonts w:ascii="Avenir Next" w:hAnsi="Avenir Next" w:cs="Avenir Next" w:eastAsia="Avenir Next"/>
           <w:i/>
           <w:color w:val="1A1A1A"/>
-          <w:sz w:val="20"/>
+          <w:sz w:val="22"/>
           <w:szCs w:val="20"/>
         </w:rPr>
         <w:t xml:space="preserve">y</w:t>
@@ -3662,7 +3671,7 @@
         <w:rPr>
           <w:rFonts w:ascii="Avenir Next" w:hAnsi="Avenir Next" w:cs="Avenir Next" w:eastAsia="Avenir Next"/>
           <w:color w:val="1A1A1A"/>
-          <w:sz w:val="20"/>
+          <w:sz w:val="22"/>
           <w:szCs w:val="20"/>
         </w:rPr>
         <w:t xml:space="preserve"> = </w:t>
@@ -3692,25 +3701,25 @@
           <w:rFonts w:ascii="Avenir Next" w:hAnsi="Avenir Next" w:cs="Avenir Next" w:eastAsia="Avenir Next"/>
           <w:b/>
           <w:color w:val="003A70"/>
+          <w:sz w:val="22"/>
+          <w:szCs w:val="20"/>
+        </w:rPr>
+        <w:t xml:space="preserve">c.</w:t>
+      </w:r>
+      <w:r>
+        <w:rPr>
+          <w:rFonts w:ascii="Avenir Next" w:hAnsi="Avenir Next" w:cs="Avenir Next" w:eastAsia="Avenir Next"/>
+          <w:color w:val="1A1A1A"/>
           <w:sz w:val="20"/>
           <w:szCs w:val="20"/>
         </w:rPr>
-        <w:t xml:space="preserve">c.</w:t>
-      </w:r>
-      <w:r>
-        <w:rPr>
-          <w:rFonts w:ascii="Avenir Next" w:hAnsi="Avenir Next" w:cs="Avenir Next" w:eastAsia="Avenir Next"/>
-          <w:color w:val="1A1A1A"/>
-          <w:sz w:val="20"/>
-          <w:szCs w:val="20"/>
-        </w:rPr>
         <w:tab/>
       </w:r>
       <w:r>
         <w:rPr>
           <w:rFonts w:ascii="Avenir Next" w:hAnsi="Avenir Next" w:cs="Avenir Next" w:eastAsia="Avenir Next"/>
           <w:color w:val="1A1A1A"/>
-          <w:sz w:val="20"/>
+          <w:sz w:val="22"/>
           <w:szCs w:val="20"/>
         </w:rPr>
         <w:t xml:space="preserve">A club costs $20 to join plus $15 a month. Cost </w:t>
@@ -3720,7 +3729,7 @@
           <w:rFonts w:ascii="Avenir Next" w:hAnsi="Avenir Next" w:cs="Avenir Next" w:eastAsia="Avenir Next"/>
           <w:i/>
           <w:color w:val="1A1A1A"/>
-          <w:sz w:val="20"/>
+          <w:sz w:val="22"/>
           <w:szCs w:val="20"/>
         </w:rPr>
         <w:t xml:space="preserve">y</w:t>
@@ -3729,7 +3738,7 @@
         <w:rPr>
           <w:rFonts w:ascii="Avenir Next" w:hAnsi="Avenir Next" w:cs="Avenir Next" w:eastAsia="Avenir Next"/>
           <w:color w:val="1A1A1A"/>
-          <w:sz w:val="20"/>
+          <w:sz w:val="22"/>
           <w:szCs w:val="20"/>
         </w:rPr>
         <w:t xml:space="preserve"> for </w:t>
@@ -3739,7 +3748,7 @@
           <w:rFonts w:ascii="Avenir Next" w:hAnsi="Avenir Next" w:cs="Avenir Next" w:eastAsia="Avenir Next"/>
           <w:i/>
           <w:color w:val="1A1A1A"/>
-          <w:sz w:val="20"/>
+          <w:sz w:val="22"/>
           <w:szCs w:val="20"/>
         </w:rPr>
         <w:t xml:space="preserve">x</w:t>
@@ -3748,7 +3757,7 @@
         <w:rPr>
           <w:rFonts w:ascii="Avenir Next" w:hAnsi="Avenir Next" w:cs="Avenir Next" w:eastAsia="Avenir Next"/>
           <w:color w:val="1A1A1A"/>
-          <w:sz w:val="20"/>
+          <w:sz w:val="22"/>
           <w:szCs w:val="20"/>
         </w:rPr>
         <w:t xml:space="preserve"> months.  </w:t>
@@ -3758,7 +3767,7 @@
           <w:rFonts w:ascii="Avenir Next" w:hAnsi="Avenir Next" w:cs="Avenir Next" w:eastAsia="Avenir Next"/>
           <w:i/>
           <w:color w:val="1A1A1A"/>
-          <w:sz w:val="20"/>
+          <w:sz w:val="22"/>
           <w:szCs w:val="20"/>
         </w:rPr>
         <w:t xml:space="preserve">y</w:t>
@@ -3767,7 +3776,7 @@
         <w:rPr>
           <w:rFonts w:ascii="Avenir Next" w:hAnsi="Avenir Next" w:cs="Avenir Next" w:eastAsia="Avenir Next"/>
           <w:color w:val="1A1A1A"/>
-          <w:sz w:val="20"/>
+          <w:sz w:val="22"/>
           <w:szCs w:val="20"/>
         </w:rPr>
         <w:t xml:space="preserve"> = </w:t>
@@ -3802,18 +3811,18 @@
           <w:rFonts w:ascii="Avenir Next" w:hAnsi="Avenir Next" w:cs="Avenir Next" w:eastAsia="Avenir Next"/>
           <w:b/>
           <w:color w:val="1A1A1A"/>
+          <w:sz w:val="22"/>
+          <w:szCs w:val="20"/>
+        </w:rPr>
+        <w:t xml:space="preserve">2.</w:t>
+      </w:r>
+      <w:r>
+        <w:rPr>
+          <w:rFonts w:ascii="Avenir Next" w:hAnsi="Avenir Next" w:cs="Avenir Next" w:eastAsia="Avenir Next"/>
+          <w:color w:val="1A1A1A"/>
           <w:sz w:val="20"/>
           <w:szCs w:val="20"/>
         </w:rPr>
-        <w:t xml:space="preserve">2.</w:t>
-      </w:r>
-      <w:r>
-        <w:rPr>
-          <w:rFonts w:ascii="Avenir Next" w:hAnsi="Avenir Next" w:cs="Avenir Next" w:eastAsia="Avenir Next"/>
-          <w:color w:val="1A1A1A"/>
-          <w:sz w:val="20"/>
-          <w:szCs w:val="20"/>
-        </w:rPr>
         <w:tab/>
       </w:r>
       <w:r>
@@ -3821,7 +3830,7 @@
           <w:rFonts w:ascii="Avenir Next" w:hAnsi="Avenir Next" w:cs="Avenir Next" w:eastAsia="Avenir Next"/>
           <w:b/>
           <w:color w:val="1A1A1A"/>
-          <w:sz w:val="20"/>
+          <w:sz w:val="22"/>
           <w:szCs w:val="20"/>
         </w:rPr>
         <w:t xml:space="preserve">Bowling.  </w:t>
@@ -3830,7 +3839,7 @@
         <w:rPr>
           <w:rFonts w:ascii="Avenir Next" w:hAnsi="Avenir Next" w:cs="Avenir Next" w:eastAsia="Avenir Next"/>
           <w:color w:val="1A1A1A"/>
-          <w:sz w:val="20"/>
+          <w:sz w:val="22"/>
           <w:szCs w:val="20"/>
         </w:rPr>
         <w:t xml:space="preserve">Shoes cost $4, plus $5 per game. Write an equation for the cost </w:t>
@@ -3840,7 +3849,7 @@
           <w:rFonts w:ascii="Avenir Next" w:hAnsi="Avenir Next" w:cs="Avenir Next" w:eastAsia="Avenir Next"/>
           <w:i/>
           <w:color w:val="1A1A1A"/>
-          <w:sz w:val="20"/>
+          <w:sz w:val="22"/>
           <w:szCs w:val="20"/>
         </w:rPr>
         <w:t xml:space="preserve">y</w:t>
@@ -3849,7 +3858,7 @@
         <w:rPr>
           <w:rFonts w:ascii="Avenir Next" w:hAnsi="Avenir Next" w:cs="Avenir Next" w:eastAsia="Avenir Next"/>
           <w:color w:val="1A1A1A"/>
-          <w:sz w:val="20"/>
+          <w:sz w:val="22"/>
           <w:szCs w:val="20"/>
         </w:rPr>
         <w:t xml:space="preserve"> of </w:t>
@@ -3859,7 +3868,7 @@
           <w:rFonts w:ascii="Avenir Next" w:hAnsi="Avenir Next" w:cs="Avenir Next" w:eastAsia="Avenir Next"/>
           <w:i/>
           <w:color w:val="1A1A1A"/>
-          <w:sz w:val="20"/>
+          <w:sz w:val="22"/>
           <w:szCs w:val="20"/>
         </w:rPr>
         <w:t xml:space="preserve">x</w:t>
@@ -3868,7 +3877,7 @@
         <w:rPr>
           <w:rFonts w:ascii="Avenir Next" w:hAnsi="Avenir Next" w:cs="Avenir Next" w:eastAsia="Avenir Next"/>
           <w:color w:val="1A1A1A"/>
-          <w:sz w:val="20"/>
+          <w:sz w:val="22"/>
           <w:szCs w:val="20"/>
         </w:rPr>
         <w:t xml:space="preserve"> games. Find the cost of 4 games.</w:t>
@@ -3887,7 +3896,7 @@
           <w:rFonts w:ascii="Avenir Next" w:hAnsi="Avenir Next" w:cs="Avenir Next" w:eastAsia="Avenir Next"/>
           <w:b/>
           <w:color w:val="1A1A1A"/>
-          <w:sz w:val="18"/>
+          <w:sz w:val="22"/>
           <w:szCs w:val="18"/>
         </w:rPr>
         <w:t xml:space="preserve">Answer</w:t>
@@ -3921,18 +3930,18 @@
           <w:rFonts w:ascii="Avenir Next" w:hAnsi="Avenir Next" w:cs="Avenir Next" w:eastAsia="Avenir Next"/>
           <w:b/>
           <w:color w:val="1A1A1A"/>
+          <w:sz w:val="22"/>
+          <w:szCs w:val="20"/>
+        </w:rPr>
+        <w:t xml:space="preserve">3.</w:t>
+      </w:r>
+      <w:r>
+        <w:rPr>
+          <w:rFonts w:ascii="Avenir Next" w:hAnsi="Avenir Next" w:cs="Avenir Next" w:eastAsia="Avenir Next"/>
+          <w:color w:val="1A1A1A"/>
           <w:sz w:val="20"/>
           <w:szCs w:val="20"/>
         </w:rPr>
-        <w:t xml:space="preserve">3.</w:t>
-      </w:r>
-      <w:r>
-        <w:rPr>
-          <w:rFonts w:ascii="Avenir Next" w:hAnsi="Avenir Next" w:cs="Avenir Next" w:eastAsia="Avenir Next"/>
-          <w:color w:val="1A1A1A"/>
-          <w:sz w:val="20"/>
-          <w:szCs w:val="20"/>
-        </w:rPr>
         <w:tab/>
       </w:r>
       <w:r>
@@ -3940,7 +3949,7 @@
           <w:rFonts w:ascii="Avenir Next" w:hAnsi="Avenir Next" w:cs="Avenir Next" w:eastAsia="Avenir Next"/>
           <w:b/>
           <w:color w:val="1A1A1A"/>
-          <w:sz w:val="20"/>
+          <w:sz w:val="22"/>
           <w:szCs w:val="20"/>
         </w:rPr>
         <w:t xml:space="preserve">Taxi.  </w:t>
@@ -3949,7 +3958,7 @@
         <w:rPr>
           <w:rFonts w:ascii="Avenir Next" w:hAnsi="Avenir Next" w:cs="Avenir Next" w:eastAsia="Avenir Next"/>
           <w:color w:val="1A1A1A"/>
-          <w:sz w:val="20"/>
+          <w:sz w:val="22"/>
           <w:szCs w:val="20"/>
         </w:rPr>
         <w:t xml:space="preserve">A taxi charges $3 to start plus $2 per mile. Write an equation for the cost </w:t>
@@ -3959,7 +3968,7 @@
           <w:rFonts w:ascii="Avenir Next" w:hAnsi="Avenir Next" w:cs="Avenir Next" w:eastAsia="Avenir Next"/>
           <w:i/>
           <w:color w:val="1A1A1A"/>
-          <w:sz w:val="20"/>
+          <w:sz w:val="22"/>
           <w:szCs w:val="20"/>
         </w:rPr>
         <w:t xml:space="preserve">y</w:t>
@@ -3968,7 +3977,7 @@
         <w:rPr>
           <w:rFonts w:ascii="Avenir Next" w:hAnsi="Avenir Next" w:cs="Avenir Next" w:eastAsia="Avenir Next"/>
           <w:color w:val="1A1A1A"/>
-          <w:sz w:val="20"/>
+          <w:sz w:val="22"/>
           <w:szCs w:val="20"/>
         </w:rPr>
         <w:t xml:space="preserve"> of </w:t>
@@ -3978,7 +3987,7 @@
           <w:rFonts w:ascii="Avenir Next" w:hAnsi="Avenir Next" w:cs="Avenir Next" w:eastAsia="Avenir Next"/>
           <w:i/>
           <w:color w:val="1A1A1A"/>
-          <w:sz w:val="20"/>
+          <w:sz w:val="22"/>
           <w:szCs w:val="20"/>
         </w:rPr>
         <w:t xml:space="preserve">x</w:t>
@@ -3987,7 +3996,7 @@
         <w:rPr>
           <w:rFonts w:ascii="Avenir Next" w:hAnsi="Avenir Next" w:cs="Avenir Next" w:eastAsia="Avenir Next"/>
           <w:color w:val="1A1A1A"/>
-          <w:sz w:val="20"/>
+          <w:sz w:val="22"/>
           <w:szCs w:val="20"/>
         </w:rPr>
         <w:t xml:space="preserve"> miles. Find the cost of 7 miles.</w:t>
@@ -4006,7 +4015,7 @@
           <w:rFonts w:ascii="Avenir Next" w:hAnsi="Avenir Next" w:cs="Avenir Next" w:eastAsia="Avenir Next"/>
           <w:b/>
           <w:color w:val="1A1A1A"/>
-          <w:sz w:val="18"/>
+          <w:sz w:val="22"/>
           <w:szCs w:val="18"/>
         </w:rPr>
         <w:t xml:space="preserve">Answer</w:t>
@@ -4040,18 +4049,18 @@
           <w:rFonts w:ascii="Avenir Next" w:hAnsi="Avenir Next" w:cs="Avenir Next" w:eastAsia="Avenir Next"/>
           <w:b/>
           <w:color w:val="1A1A1A"/>
+          <w:sz w:val="22"/>
+          <w:szCs w:val="20"/>
+        </w:rPr>
+        <w:t xml:space="preserve">4.</w:t>
+      </w:r>
+      <w:r>
+        <w:rPr>
+          <w:rFonts w:ascii="Avenir Next" w:hAnsi="Avenir Next" w:cs="Avenir Next" w:eastAsia="Avenir Next"/>
+          <w:color w:val="1A1A1A"/>
           <w:sz w:val="20"/>
           <w:szCs w:val="20"/>
         </w:rPr>
-        <w:t xml:space="preserve">4.</w:t>
-      </w:r>
-      <w:r>
-        <w:rPr>
-          <w:rFonts w:ascii="Avenir Next" w:hAnsi="Avenir Next" w:cs="Avenir Next" w:eastAsia="Avenir Next"/>
-          <w:color w:val="1A1A1A"/>
-          <w:sz w:val="20"/>
-          <w:szCs w:val="20"/>
-        </w:rPr>
         <w:tab/>
       </w:r>
       <w:r>
@@ -4059,7 +4068,7 @@
           <w:rFonts w:ascii="Avenir Next" w:hAnsi="Avenir Next" w:cs="Avenir Next" w:eastAsia="Avenir Next"/>
           <w:b/>
           <w:color w:val="1A1A1A"/>
-          <w:sz w:val="20"/>
+          <w:sz w:val="22"/>
           <w:szCs w:val="20"/>
         </w:rPr>
         <w:t xml:space="preserve">Car Wash.  </w:t>
@@ -4068,7 +4077,7 @@
         <w:rPr>
           <w:rFonts w:ascii="Avenir Next" w:hAnsi="Avenir Next" w:cs="Avenir Next" w:eastAsia="Avenir Next"/>
           <w:color w:val="1A1A1A"/>
-          <w:sz w:val="20"/>
+          <w:sz w:val="22"/>
           <w:szCs w:val="20"/>
         </w:rPr>
         <w:t xml:space="preserve">A class has $30 and earns $8 per car washed. Complete the table. Write an equation.</w:t>
@@ -4124,7 +4133,7 @@
                 <w:rFonts w:ascii="Avenir Next" w:hAnsi="Avenir Next" w:cs="Avenir Next" w:eastAsia="Avenir Next"/>
                 <w:b/>
                 <w:color w:val="1A1A1A"/>
-                <w:sz w:val="19"/>
+                <w:sz w:val="22"/>
                 <w:szCs w:val="19"/>
               </w:rPr>
               <w:t xml:space="preserve">Cars (</w:t>
@@ -4135,7 +4144,7 @@
                 <w:b/>
                 <w:i/>
                 <w:color w:val="1A1A1A"/>
-                <w:sz w:val="19"/>
+                <w:sz w:val="22"/>
                 <w:szCs w:val="19"/>
               </w:rPr>
               <w:t xml:space="preserve">x</w:t>
@@ -4145,7 +4154,7 @@
                 <w:rFonts w:ascii="Avenir Next" w:hAnsi="Avenir Next" w:cs="Avenir Next" w:eastAsia="Avenir Next"/>
                 <w:b/>
                 <w:color w:val="1A1A1A"/>
-                <w:sz w:val="19"/>
+                <w:sz w:val="22"/>
                 <w:szCs w:val="19"/>
               </w:rPr>
               <w:t xml:space="preserve">)</w:t>
@@ -4166,7 +4175,7 @@
               <w:rPr>
                 <w:rFonts w:ascii="Avenir Next" w:hAnsi="Avenir Next" w:cs="Avenir Next" w:eastAsia="Avenir Next"/>
                 <w:color w:val="1A1A1A"/>
-                <w:sz w:val="19"/>
+                <w:sz w:val="22"/>
                 <w:szCs w:val="19"/>
               </w:rPr>
               <w:t xml:space="preserve">0</w:t>
@@ -4187,7 +4196,7 @@
               <w:rPr>
                 <w:rFonts w:ascii="Avenir Next" w:hAnsi="Avenir Next" w:cs="Avenir Next" w:eastAsia="Avenir Next"/>
                 <w:color w:val="1A1A1A"/>
-                <w:sz w:val="19"/>
+                <w:sz w:val="22"/>
                 <w:szCs w:val="19"/>
               </w:rPr>
               <w:t xml:space="preserve">1</w:t>
@@ -4208,7 +4217,7 @@
               <w:rPr>
                 <w:rFonts w:ascii="Avenir Next" w:hAnsi="Avenir Next" w:cs="Avenir Next" w:eastAsia="Avenir Next"/>
                 <w:color w:val="1A1A1A"/>
-                <w:sz w:val="19"/>
+                <w:sz w:val="22"/>
                 <w:szCs w:val="19"/>
               </w:rPr>
               <w:t xml:space="preserve">2</w:t>
@@ -4229,7 +4238,7 @@
               <w:rPr>
                 <w:rFonts w:ascii="Avenir Next" w:hAnsi="Avenir Next" w:cs="Avenir Next" w:eastAsia="Avenir Next"/>
                 <w:color w:val="1A1A1A"/>
-                <w:sz w:val="19"/>
+                <w:sz w:val="22"/>
                 <w:szCs w:val="19"/>
               </w:rPr>
               <w:t xml:space="preserve">5</w:t>
@@ -4258,7 +4267,7 @@
                 <w:rFonts w:ascii="Avenir Next" w:hAnsi="Avenir Next" w:cs="Avenir Next" w:eastAsia="Avenir Next"/>
                 <w:b/>
                 <w:color w:val="1A1A1A"/>
-                <w:sz w:val="19"/>
+                <w:sz w:val="22"/>
                 <w:szCs w:val="19"/>
               </w:rPr>
               <w:t xml:space="preserve">Total $ (</w:t>
@@ -4269,7 +4278,7 @@
                 <w:b/>
                 <w:i/>
                 <w:color w:val="1A1A1A"/>
-                <w:sz w:val="19"/>
+                <w:sz w:val="22"/>
                 <w:szCs w:val="19"/>
               </w:rPr>
               <w:t xml:space="preserve">y</w:t>
@@ -4279,7 +4288,7 @@
                 <w:rFonts w:ascii="Avenir Next" w:hAnsi="Avenir Next" w:cs="Avenir Next" w:eastAsia="Avenir Next"/>
                 <w:b/>
                 <w:color w:val="1A1A1A"/>
-                <w:sz w:val="19"/>
+                <w:sz w:val="22"/>
                 <w:szCs w:val="19"/>
               </w:rPr>
               <w:t xml:space="preserve">)</w:t>
@@ -4345,7 +4354,7 @@
           <w:rFonts w:ascii="Avenir Next" w:hAnsi="Avenir Next" w:cs="Avenir Next" w:eastAsia="Avenir Next"/>
           <w:b/>
           <w:color w:val="1A1A1A"/>
-          <w:sz w:val="18"/>
+          <w:sz w:val="22"/>
           <w:szCs w:val="18"/>
         </w:rPr>
         <w:t xml:space="preserve">Equation</w:t>
@@ -4379,18 +4388,18 @@
           <w:rFonts w:ascii="Avenir Next" w:hAnsi="Avenir Next" w:cs="Avenir Next" w:eastAsia="Avenir Next"/>
           <w:b/>
           <w:color w:val="1A1A1A"/>
+          <w:sz w:val="22"/>
+          <w:szCs w:val="20"/>
+        </w:rPr>
+        <w:t xml:space="preserve">5.</w:t>
+      </w:r>
+      <w:r>
+        <w:rPr>
+          <w:rFonts w:ascii="Avenir Next" w:hAnsi="Avenir Next" w:cs="Avenir Next" w:eastAsia="Avenir Next"/>
+          <w:color w:val="1A1A1A"/>
           <w:sz w:val="20"/>
           <w:szCs w:val="20"/>
         </w:rPr>
-        <w:t xml:space="preserve">5.</w:t>
-      </w:r>
-      <w:r>
-        <w:rPr>
-          <w:rFonts w:ascii="Avenir Next" w:hAnsi="Avenir Next" w:cs="Avenir Next" w:eastAsia="Avenir Next"/>
-          <w:color w:val="1A1A1A"/>
-          <w:sz w:val="20"/>
-          <w:szCs w:val="20"/>
-        </w:rPr>
         <w:tab/>
       </w:r>
       <w:r>
@@ -4398,7 +4407,7 @@
           <w:rFonts w:ascii="Avenir Next" w:hAnsi="Avenir Next" w:cs="Avenir Next" w:eastAsia="Avenir Next"/>
           <w:b/>
           <w:color w:val="1A1A1A"/>
-          <w:sz w:val="20"/>
+          <w:sz w:val="22"/>
           <w:szCs w:val="20"/>
         </w:rPr>
         <w:t xml:space="preserve">Find the Error.  </w:t>
@@ -4407,7 +4416,7 @@
         <w:rPr>
           <w:rFonts w:ascii="Avenir Next" w:hAnsi="Avenir Next" w:cs="Avenir Next" w:eastAsia="Avenir Next"/>
           <w:color w:val="1A1A1A"/>
-          <w:sz w:val="20"/>
+          <w:sz w:val="22"/>
           <w:szCs w:val="20"/>
         </w:rPr>
         <w:t xml:space="preserve">For “a $25 fee plus $10 an hour,” Nia wrote </w:t>
@@ -4417,7 +4426,7 @@
           <w:rFonts w:ascii="Avenir Next" w:hAnsi="Avenir Next" w:cs="Avenir Next" w:eastAsia="Avenir Next"/>
           <w:i/>
           <w:color w:val="1A1A1A"/>
-          <w:sz w:val="20"/>
+          <w:sz w:val="22"/>
           <w:szCs w:val="20"/>
         </w:rPr>
         <w:t xml:space="preserve">y</w:t>
@@ -4426,7 +4435,7 @@
         <w:rPr>
           <w:rFonts w:ascii="Avenir Next" w:hAnsi="Avenir Next" w:cs="Avenir Next" w:eastAsia="Avenir Next"/>
           <w:color w:val="1A1A1A"/>
-          <w:sz w:val="20"/>
+          <w:sz w:val="22"/>
           <w:szCs w:val="20"/>
         </w:rPr>
         <w:t xml:space="preserve"> = 35</w:t>
@@ -4436,7 +4445,7 @@
           <w:rFonts w:ascii="Avenir Next" w:hAnsi="Avenir Next" w:cs="Avenir Next" w:eastAsia="Avenir Next"/>
           <w:i/>
           <w:color w:val="1A1A1A"/>
-          <w:sz w:val="20"/>
+          <w:sz w:val="22"/>
           <w:szCs w:val="20"/>
         </w:rPr>
         <w:t xml:space="preserve">x</w:t>
@@ -4445,7 +4454,7 @@
         <w:rPr>
           <w:rFonts w:ascii="Avenir Next" w:hAnsi="Avenir Next" w:cs="Avenir Next" w:eastAsia="Avenir Next"/>
           <w:color w:val="1A1A1A"/>
-          <w:sz w:val="20"/>
+          <w:sz w:val="22"/>
           <w:szCs w:val="20"/>
         </w:rPr>
         <w:t xml:space="preserve">. Explain her mistake and fix it.</w:t>
@@ -4524,6 +4533,7 @@
     </w:p>
     <w:p>
       <w:pPr>
+        <w:pStyle w:val="Heading2"/>
         <w:keepNext/>
         <w:pBdr>
           <w:bottom w:val="single" w:sz="8" w:space="3" w:color="003A70"/>
@@ -4539,7 +4549,7 @@
           <w:b/>
           <w:color w:val="003A70"/>
           <w:spacing w:val="14"/>
-          <w:sz w:val="19"/>
+          <w:sz w:val="22"/>
           <w:szCs w:val="19"/>
         </w:rPr>
         <w:t xml:space="preserve">TEST PRACTICE</w:t>
@@ -4558,7 +4568,7 @@
           <w:rFonts w:ascii="Avenir Next" w:hAnsi="Avenir Next" w:cs="Avenir Next" w:eastAsia="Avenir Next"/>
           <w:i/>
           <w:color w:val="5A5F66"/>
-          <w:sz w:val="17"/>
+          <w:sz w:val="22"/>
           <w:szCs w:val="17"/>
         </w:rPr>
         <w:t xml:space="preserve">choose the best answer</w:t>
@@ -4578,25 +4588,25 @@
           <w:rFonts w:ascii="Avenir Next" w:hAnsi="Avenir Next" w:cs="Avenir Next" w:eastAsia="Avenir Next"/>
           <w:b/>
           <w:color w:val="1A1A1A"/>
+          <w:sz w:val="22"/>
+          <w:szCs w:val="20"/>
+        </w:rPr>
+        <w:t xml:space="preserve">6.</w:t>
+      </w:r>
+      <w:r>
+        <w:rPr>
+          <w:rFonts w:ascii="Avenir Next" w:hAnsi="Avenir Next" w:cs="Avenir Next" w:eastAsia="Avenir Next"/>
+          <w:color w:val="1A1A1A"/>
           <w:sz w:val="20"/>
           <w:szCs w:val="20"/>
         </w:rPr>
-        <w:t xml:space="preserve">6.</w:t>
-      </w:r>
-      <w:r>
-        <w:rPr>
-          <w:rFonts w:ascii="Avenir Next" w:hAnsi="Avenir Next" w:cs="Avenir Next" w:eastAsia="Avenir Next"/>
-          <w:color w:val="1A1A1A"/>
-          <w:sz w:val="20"/>
-          <w:szCs w:val="20"/>
-        </w:rPr>
         <w:tab/>
       </w:r>
       <w:r>
         <w:rPr>
           <w:rFonts w:ascii="Avenir Next" w:hAnsi="Avenir Next" w:cs="Avenir Next" w:eastAsia="Avenir Next"/>
           <w:color w:val="1A1A1A"/>
-          <w:sz w:val="20"/>
+          <w:sz w:val="22"/>
           <w:szCs w:val="20"/>
         </w:rPr>
         <w:t xml:space="preserve">A plumber charges a $40 fee plus $25 per hour. Which equation gives the cost </w:t>
@@ -4606,7 +4616,7 @@
           <w:rFonts w:ascii="Avenir Next" w:hAnsi="Avenir Next" w:cs="Avenir Next" w:eastAsia="Avenir Next"/>
           <w:i/>
           <w:color w:val="1A1A1A"/>
-          <w:sz w:val="20"/>
+          <w:sz w:val="22"/>
           <w:szCs w:val="20"/>
         </w:rPr>
         <w:t xml:space="preserve">c</w:t>
@@ -4615,7 +4625,7 @@
         <w:rPr>
           <w:rFonts w:ascii="Avenir Next" w:hAnsi="Avenir Next" w:cs="Avenir Next" w:eastAsia="Avenir Next"/>
           <w:color w:val="1A1A1A"/>
-          <w:sz w:val="20"/>
+          <w:sz w:val="22"/>
           <w:szCs w:val="20"/>
         </w:rPr>
         <w:t xml:space="preserve"> for </w:t>
@@ -4625,7 +4635,7 @@
           <w:rFonts w:ascii="Avenir Next" w:hAnsi="Avenir Next" w:cs="Avenir Next" w:eastAsia="Avenir Next"/>
           <w:i/>
           <w:color w:val="1A1A1A"/>
-          <w:sz w:val="20"/>
+          <w:sz w:val="22"/>
           <w:szCs w:val="20"/>
         </w:rPr>
         <w:t xml:space="preserve">h</w:t>
@@ -4634,7 +4644,7 @@
         <w:rPr>
           <w:rFonts w:ascii="Avenir Next" w:hAnsi="Avenir Next" w:cs="Avenir Next" w:eastAsia="Avenir Next"/>
           <w:color w:val="1A1A1A"/>
-          <w:sz w:val="20"/>
+          <w:sz w:val="22"/>
           <w:szCs w:val="20"/>
         </w:rPr>
         <w:t xml:space="preserve"> hours?</w:t>
@@ -4690,54 +4700,54 @@
                 <w:rFonts w:ascii="Avenir Next" w:hAnsi="Avenir Next" w:cs="Avenir Next" w:eastAsia="Avenir Next"/>
                 <w:b/>
                 <w:color w:val="003A70"/>
+                <w:sz w:val="22"/>
+                <w:szCs w:val="19"/>
+              </w:rPr>
+              <w:t xml:space="preserve">A</w:t>
+            </w:r>
+            <w:r>
+              <w:rPr>
+                <w:rFonts w:ascii="Avenir Next" w:hAnsi="Avenir Next" w:cs="Avenir Next" w:eastAsia="Avenir Next"/>
+                <w:color w:val="1A1A1A"/>
                 <w:sz w:val="19"/>
                 <w:szCs w:val="19"/>
               </w:rPr>
-              <w:t xml:space="preserve">A</w:t>
-            </w:r>
-            <w:r>
-              <w:rPr>
-                <w:rFonts w:ascii="Avenir Next" w:hAnsi="Avenir Next" w:cs="Avenir Next" w:eastAsia="Avenir Next"/>
-                <w:color w:val="1A1A1A"/>
-                <w:sz w:val="19"/>
+              <w:tab/>
+            </w:r>
+            <w:r>
+              <w:rPr>
+                <w:rFonts w:ascii="Avenir Next" w:hAnsi="Avenir Next" w:cs="Avenir Next" w:eastAsia="Avenir Next"/>
+                <w:i/>
+                <w:color w:val="1A1A1A"/>
+                <w:sz w:val="22"/>
                 <w:szCs w:val="19"/>
               </w:rPr>
-              <w:tab/>
-            </w:r>
-            <w:r>
-              <w:rPr>
-                <w:rFonts w:ascii="Avenir Next" w:hAnsi="Avenir Next" w:cs="Avenir Next" w:eastAsia="Avenir Next"/>
-                <w:i/>
-                <w:color w:val="1A1A1A"/>
-                <w:sz w:val="19"/>
+              <w:t xml:space="preserve">c</w:t>
+            </w:r>
+            <w:r>
+              <w:rPr>
+                <w:rFonts w:ascii="Avenir Next" w:hAnsi="Avenir Next" w:cs="Avenir Next" w:eastAsia="Avenir Next"/>
+                <w:color w:val="1A1A1A"/>
+                <w:sz w:val="22"/>
                 <w:szCs w:val="19"/>
               </w:rPr>
-              <w:t xml:space="preserve">c</w:t>
-            </w:r>
-            <w:r>
-              <w:rPr>
-                <w:rFonts w:ascii="Avenir Next" w:hAnsi="Avenir Next" w:cs="Avenir Next" w:eastAsia="Avenir Next"/>
-                <w:color w:val="1A1A1A"/>
-                <w:sz w:val="19"/>
+              <w:t xml:space="preserve"> = 40</w:t>
+            </w:r>
+            <w:r>
+              <w:rPr>
+                <w:rFonts w:ascii="Avenir Next" w:hAnsi="Avenir Next" w:cs="Avenir Next" w:eastAsia="Avenir Next"/>
+                <w:i/>
+                <w:color w:val="1A1A1A"/>
+                <w:sz w:val="22"/>
                 <w:szCs w:val="19"/>
               </w:rPr>
-              <w:t xml:space="preserve"> = 40</w:t>
-            </w:r>
-            <w:r>
-              <w:rPr>
-                <w:rFonts w:ascii="Avenir Next" w:hAnsi="Avenir Next" w:cs="Avenir Next" w:eastAsia="Avenir Next"/>
-                <w:i/>
-                <w:color w:val="1A1A1A"/>
-                <w:sz w:val="19"/>
-                <w:szCs w:val="19"/>
-              </w:rPr>
               <w:t xml:space="preserve">h</w:t>
             </w:r>
             <w:r>
               <w:rPr>
                 <w:rFonts w:ascii="Avenir Next" w:hAnsi="Avenir Next" w:cs="Avenir Next" w:eastAsia="Avenir Next"/>
                 <w:color w:val="1A1A1A"/>
-                <w:sz w:val="19"/>
+                <w:sz w:val="22"/>
                 <w:szCs w:val="19"/>
               </w:rPr>
               <w:t xml:space="preserve"> + 25</w:t>
@@ -4762,54 +4772,54 @@
                 <w:rFonts w:ascii="Avenir Next" w:hAnsi="Avenir Next" w:cs="Avenir Next" w:eastAsia="Avenir Next"/>
                 <w:b/>
                 <w:color w:val="003A70"/>
+                <w:sz w:val="22"/>
+                <w:szCs w:val="19"/>
+              </w:rPr>
+              <w:t xml:space="preserve">B</w:t>
+            </w:r>
+            <w:r>
+              <w:rPr>
+                <w:rFonts w:ascii="Avenir Next" w:hAnsi="Avenir Next" w:cs="Avenir Next" w:eastAsia="Avenir Next"/>
+                <w:color w:val="1A1A1A"/>
                 <w:sz w:val="19"/>
                 <w:szCs w:val="19"/>
               </w:rPr>
-              <w:t xml:space="preserve">B</w:t>
-            </w:r>
-            <w:r>
-              <w:rPr>
-                <w:rFonts w:ascii="Avenir Next" w:hAnsi="Avenir Next" w:cs="Avenir Next" w:eastAsia="Avenir Next"/>
-                <w:color w:val="1A1A1A"/>
-                <w:sz w:val="19"/>
+              <w:tab/>
+            </w:r>
+            <w:r>
+              <w:rPr>
+                <w:rFonts w:ascii="Avenir Next" w:hAnsi="Avenir Next" w:cs="Avenir Next" w:eastAsia="Avenir Next"/>
+                <w:i/>
+                <w:color w:val="1A1A1A"/>
+                <w:sz w:val="22"/>
                 <w:szCs w:val="19"/>
               </w:rPr>
-              <w:tab/>
-            </w:r>
-            <w:r>
-              <w:rPr>
-                <w:rFonts w:ascii="Avenir Next" w:hAnsi="Avenir Next" w:cs="Avenir Next" w:eastAsia="Avenir Next"/>
-                <w:i/>
-                <w:color w:val="1A1A1A"/>
-                <w:sz w:val="19"/>
+              <w:t xml:space="preserve">c</w:t>
+            </w:r>
+            <w:r>
+              <w:rPr>
+                <w:rFonts w:ascii="Avenir Next" w:hAnsi="Avenir Next" w:cs="Avenir Next" w:eastAsia="Avenir Next"/>
+                <w:color w:val="1A1A1A"/>
+                <w:sz w:val="22"/>
                 <w:szCs w:val="19"/>
               </w:rPr>
-              <w:t xml:space="preserve">c</w:t>
-            </w:r>
-            <w:r>
-              <w:rPr>
-                <w:rFonts w:ascii="Avenir Next" w:hAnsi="Avenir Next" w:cs="Avenir Next" w:eastAsia="Avenir Next"/>
-                <w:color w:val="1A1A1A"/>
-                <w:sz w:val="19"/>
+              <w:t xml:space="preserve"> = 25</w:t>
+            </w:r>
+            <w:r>
+              <w:rPr>
+                <w:rFonts w:ascii="Avenir Next" w:hAnsi="Avenir Next" w:cs="Avenir Next" w:eastAsia="Avenir Next"/>
+                <w:i/>
+                <w:color w:val="1A1A1A"/>
+                <w:sz w:val="22"/>
                 <w:szCs w:val="19"/>
               </w:rPr>
-              <w:t xml:space="preserve"> = 25</w:t>
-            </w:r>
-            <w:r>
-              <w:rPr>
-                <w:rFonts w:ascii="Avenir Next" w:hAnsi="Avenir Next" w:cs="Avenir Next" w:eastAsia="Avenir Next"/>
-                <w:i/>
-                <w:color w:val="1A1A1A"/>
-                <w:sz w:val="19"/>
-                <w:szCs w:val="19"/>
-              </w:rPr>
               <w:t xml:space="preserve">h</w:t>
             </w:r>
             <w:r>
               <w:rPr>
                 <w:rFonts w:ascii="Avenir Next" w:hAnsi="Avenir Next" w:cs="Avenir Next" w:eastAsia="Avenir Next"/>
                 <w:color w:val="1A1A1A"/>
-                <w:sz w:val="19"/>
+                <w:sz w:val="22"/>
                 <w:szCs w:val="19"/>
               </w:rPr>
               <w:t xml:space="preserve"> + 40</w:t>
@@ -4834,37 +4844,37 @@
                 <w:rFonts w:ascii="Avenir Next" w:hAnsi="Avenir Next" w:cs="Avenir Next" w:eastAsia="Avenir Next"/>
                 <w:b/>
                 <w:color w:val="003A70"/>
+                <w:sz w:val="22"/>
+                <w:szCs w:val="19"/>
+              </w:rPr>
+              <w:t xml:space="preserve">C</w:t>
+            </w:r>
+            <w:r>
+              <w:rPr>
+                <w:rFonts w:ascii="Avenir Next" w:hAnsi="Avenir Next" w:cs="Avenir Next" w:eastAsia="Avenir Next"/>
+                <w:color w:val="1A1A1A"/>
                 <w:sz w:val="19"/>
                 <w:szCs w:val="19"/>
               </w:rPr>
-              <w:t xml:space="preserve">C</w:t>
-            </w:r>
-            <w:r>
-              <w:rPr>
-                <w:rFonts w:ascii="Avenir Next" w:hAnsi="Avenir Next" w:cs="Avenir Next" w:eastAsia="Avenir Next"/>
-                <w:color w:val="1A1A1A"/>
-                <w:sz w:val="19"/>
+              <w:tab/>
+            </w:r>
+            <w:r>
+              <w:rPr>
+                <w:rFonts w:ascii="Avenir Next" w:hAnsi="Avenir Next" w:cs="Avenir Next" w:eastAsia="Avenir Next"/>
+                <w:i/>
+                <w:color w:val="1A1A1A"/>
+                <w:sz w:val="22"/>
                 <w:szCs w:val="19"/>
               </w:rPr>
-              <w:tab/>
-            </w:r>
-            <w:r>
-              <w:rPr>
-                <w:rFonts w:ascii="Avenir Next" w:hAnsi="Avenir Next" w:cs="Avenir Next" w:eastAsia="Avenir Next"/>
-                <w:i/>
-                <w:color w:val="1A1A1A"/>
-                <w:sz w:val="19"/>
+              <w:t xml:space="preserve">c</w:t>
+            </w:r>
+            <w:r>
+              <w:rPr>
+                <w:rFonts w:ascii="Avenir Next" w:hAnsi="Avenir Next" w:cs="Avenir Next" w:eastAsia="Avenir Next"/>
+                <w:color w:val="1A1A1A"/>
+                <w:sz w:val="22"/>
                 <w:szCs w:val="19"/>
               </w:rPr>
-              <w:t xml:space="preserve">c</w:t>
-            </w:r>
-            <w:r>
-              <w:rPr>
-                <w:rFonts w:ascii="Avenir Next" w:hAnsi="Avenir Next" w:cs="Avenir Next" w:eastAsia="Avenir Next"/>
-                <w:color w:val="1A1A1A"/>
-                <w:sz w:val="19"/>
-                <w:szCs w:val="19"/>
-              </w:rPr>
               <w:t xml:space="preserve"> = 65</w:t>
             </w:r>
             <w:r>
@@ -4872,7 +4882,7 @@
                 <w:rFonts w:ascii="Avenir Next" w:hAnsi="Avenir Next" w:cs="Avenir Next" w:eastAsia="Avenir Next"/>
                 <w:i/>
                 <w:color w:val="1A1A1A"/>
-                <w:sz w:val="19"/>
+                <w:sz w:val="22"/>
                 <w:szCs w:val="19"/>
               </w:rPr>
               <w:t xml:space="preserve">h</w:t>
@@ -4897,37 +4907,37 @@
                 <w:rFonts w:ascii="Avenir Next" w:hAnsi="Avenir Next" w:cs="Avenir Next" w:eastAsia="Avenir Next"/>
                 <w:b/>
                 <w:color w:val="003A70"/>
+                <w:sz w:val="22"/>
+                <w:szCs w:val="19"/>
+              </w:rPr>
+              <w:t xml:space="preserve">D</w:t>
+            </w:r>
+            <w:r>
+              <w:rPr>
+                <w:rFonts w:ascii="Avenir Next" w:hAnsi="Avenir Next" w:cs="Avenir Next" w:eastAsia="Avenir Next"/>
+                <w:color w:val="1A1A1A"/>
                 <w:sz w:val="19"/>
                 <w:szCs w:val="19"/>
               </w:rPr>
-              <w:t xml:space="preserve">D</w:t>
-            </w:r>
-            <w:r>
-              <w:rPr>
-                <w:rFonts w:ascii="Avenir Next" w:hAnsi="Avenir Next" w:cs="Avenir Next" w:eastAsia="Avenir Next"/>
-                <w:color w:val="1A1A1A"/>
-                <w:sz w:val="19"/>
+              <w:tab/>
+            </w:r>
+            <w:r>
+              <w:rPr>
+                <w:rFonts w:ascii="Avenir Next" w:hAnsi="Avenir Next" w:cs="Avenir Next" w:eastAsia="Avenir Next"/>
+                <w:i/>
+                <w:color w:val="1A1A1A"/>
+                <w:sz w:val="22"/>
                 <w:szCs w:val="19"/>
               </w:rPr>
-              <w:tab/>
-            </w:r>
-            <w:r>
-              <w:rPr>
-                <w:rFonts w:ascii="Avenir Next" w:hAnsi="Avenir Next" w:cs="Avenir Next" w:eastAsia="Avenir Next"/>
-                <w:i/>
-                <w:color w:val="1A1A1A"/>
-                <w:sz w:val="19"/>
+              <w:t xml:space="preserve">c</w:t>
+            </w:r>
+            <w:r>
+              <w:rPr>
+                <w:rFonts w:ascii="Avenir Next" w:hAnsi="Avenir Next" w:cs="Avenir Next" w:eastAsia="Avenir Next"/>
+                <w:color w:val="1A1A1A"/>
+                <w:sz w:val="22"/>
                 <w:szCs w:val="19"/>
               </w:rPr>
-              <w:t xml:space="preserve">c</w:t>
-            </w:r>
-            <w:r>
-              <w:rPr>
-                <w:rFonts w:ascii="Avenir Next" w:hAnsi="Avenir Next" w:cs="Avenir Next" w:eastAsia="Avenir Next"/>
-                <w:color w:val="1A1A1A"/>
-                <w:sz w:val="19"/>
-                <w:szCs w:val="19"/>
-              </w:rPr>
               <w:t xml:space="preserve"> = 25</w:t>
             </w:r>
             <w:r>
@@ -4935,7 +4945,7 @@
                 <w:rFonts w:ascii="Avenir Next" w:hAnsi="Avenir Next" w:cs="Avenir Next" w:eastAsia="Avenir Next"/>
                 <w:i/>
                 <w:color w:val="1A1A1A"/>
-                <w:sz w:val="19"/>
+                <w:sz w:val="22"/>
                 <w:szCs w:val="19"/>
               </w:rPr>
               <w:t xml:space="preserve">h</w:t>
@@ -4963,25 +4973,25 @@
           <w:rFonts w:ascii="Avenir Next" w:hAnsi="Avenir Next" w:cs="Avenir Next" w:eastAsia="Avenir Next"/>
           <w:b/>
           <w:color w:val="1A1A1A"/>
+          <w:sz w:val="22"/>
+          <w:szCs w:val="20"/>
+        </w:rPr>
+        <w:t xml:space="preserve">7.</w:t>
+      </w:r>
+      <w:r>
+        <w:rPr>
+          <w:rFonts w:ascii="Avenir Next" w:hAnsi="Avenir Next" w:cs="Avenir Next" w:eastAsia="Avenir Next"/>
+          <w:color w:val="1A1A1A"/>
           <w:sz w:val="20"/>
           <w:szCs w:val="20"/>
         </w:rPr>
-        <w:t xml:space="preserve">7.</w:t>
-      </w:r>
-      <w:r>
-        <w:rPr>
-          <w:rFonts w:ascii="Avenir Next" w:hAnsi="Avenir Next" w:cs="Avenir Next" w:eastAsia="Avenir Next"/>
-          <w:color w:val="1A1A1A"/>
-          <w:sz w:val="20"/>
-          <w:szCs w:val="20"/>
-        </w:rPr>
         <w:tab/>
       </w:r>
       <w:r>
         <w:rPr>
           <w:rFonts w:ascii="Avenir Next" w:hAnsi="Avenir Next" w:cs="Avenir Next" w:eastAsia="Avenir Next"/>
           <w:color w:val="1A1A1A"/>
-          <w:sz w:val="20"/>
+          <w:sz w:val="22"/>
           <w:szCs w:val="20"/>
         </w:rPr>
         <w:t xml:space="preserve">Which situation matches </w:t>
@@ -4991,7 +5001,7 @@
           <w:rFonts w:ascii="Avenir Next" w:hAnsi="Avenir Next" w:cs="Avenir Next" w:eastAsia="Avenir Next"/>
           <w:i/>
           <w:color w:val="1A1A1A"/>
-          <w:sz w:val="20"/>
+          <w:sz w:val="22"/>
           <w:szCs w:val="20"/>
         </w:rPr>
         <w:t xml:space="preserve">y</w:t>
@@ -5000,7 +5010,7 @@
         <w:rPr>
           <w:rFonts w:ascii="Avenir Next" w:hAnsi="Avenir Next" w:cs="Avenir Next" w:eastAsia="Avenir Next"/>
           <w:color w:val="1A1A1A"/>
-          <w:sz w:val="20"/>
+          <w:sz w:val="22"/>
           <w:szCs w:val="20"/>
         </w:rPr>
         <w:t xml:space="preserve"> = 3</w:t>
@@ -5010,7 +5020,7 @@
           <w:rFonts w:ascii="Avenir Next" w:hAnsi="Avenir Next" w:cs="Avenir Next" w:eastAsia="Avenir Next"/>
           <w:i/>
           <w:color w:val="1A1A1A"/>
-          <w:sz w:val="20"/>
+          <w:sz w:val="22"/>
           <w:szCs w:val="20"/>
         </w:rPr>
         <w:t xml:space="preserve">x</w:t>
@@ -5019,7 +5029,7 @@
         <w:rPr>
           <w:rFonts w:ascii="Avenir Next" w:hAnsi="Avenir Next" w:cs="Avenir Next" w:eastAsia="Avenir Next"/>
           <w:color w:val="1A1A1A"/>
-          <w:sz w:val="20"/>
+          <w:sz w:val="22"/>
           <w:szCs w:val="20"/>
         </w:rPr>
         <w:t xml:space="preserve"> + 12?</w:t>
@@ -5073,25 +5083,25 @@
                 <w:rFonts w:ascii="Avenir Next" w:hAnsi="Avenir Next" w:cs="Avenir Next" w:eastAsia="Avenir Next"/>
                 <w:b/>
                 <w:color w:val="003A70"/>
+                <w:sz w:val="22"/>
+                <w:szCs w:val="19"/>
+              </w:rPr>
+              <w:t xml:space="preserve">A</w:t>
+            </w:r>
+            <w:r>
+              <w:rPr>
+                <w:rFonts w:ascii="Avenir Next" w:hAnsi="Avenir Next" w:cs="Avenir Next" w:eastAsia="Avenir Next"/>
+                <w:color w:val="1A1A1A"/>
                 <w:sz w:val="19"/>
                 <w:szCs w:val="19"/>
               </w:rPr>
-              <w:t xml:space="preserve">A</w:t>
-            </w:r>
-            <w:r>
-              <w:rPr>
-                <w:rFonts w:ascii="Avenir Next" w:hAnsi="Avenir Next" w:cs="Avenir Next" w:eastAsia="Avenir Next"/>
-                <w:color w:val="1A1A1A"/>
-                <w:sz w:val="19"/>
-                <w:szCs w:val="19"/>
-              </w:rPr>
               <w:tab/>
             </w:r>
             <w:r>
               <w:rPr>
                 <w:rFonts w:ascii="Avenir Next" w:hAnsi="Avenir Next" w:cs="Avenir Next" w:eastAsia="Avenir Next"/>
                 <w:color w:val="1A1A1A"/>
-                <w:sz w:val="19"/>
+                <w:sz w:val="22"/>
                 <w:szCs w:val="19"/>
               </w:rPr>
               <w:t xml:space="preserve">3 cans per box, 12 boxes</w:t>
@@ -5116,25 +5126,25 @@
                 <w:rFonts w:ascii="Avenir Next" w:hAnsi="Avenir Next" w:cs="Avenir Next" w:eastAsia="Avenir Next"/>
                 <w:b/>
                 <w:color w:val="003A70"/>
+                <w:sz w:val="22"/>
+                <w:szCs w:val="19"/>
+              </w:rPr>
+              <w:t xml:space="preserve">B</w:t>
+            </w:r>
+            <w:r>
+              <w:rPr>
+                <w:rFonts w:ascii="Avenir Next" w:hAnsi="Avenir Next" w:cs="Avenir Next" w:eastAsia="Avenir Next"/>
+                <w:color w:val="1A1A1A"/>
                 <w:sz w:val="19"/>
                 <w:szCs w:val="19"/>
               </w:rPr>
-              <w:t xml:space="preserve">B</w:t>
-            </w:r>
-            <w:r>
-              <w:rPr>
-                <w:rFonts w:ascii="Avenir Next" w:hAnsi="Avenir Next" w:cs="Avenir Next" w:eastAsia="Avenir Next"/>
-                <w:color w:val="1A1A1A"/>
-                <w:sz w:val="19"/>
-                <w:szCs w:val="19"/>
-              </w:rPr>
               <w:tab/>
             </w:r>
             <w:r>
               <w:rPr>
                 <w:rFonts w:ascii="Avenir Next" w:hAnsi="Avenir Next" w:cs="Avenir Next" w:eastAsia="Avenir Next"/>
                 <w:color w:val="1A1A1A"/>
-                <w:sz w:val="19"/>
+                <w:sz w:val="22"/>
                 <w:szCs w:val="19"/>
               </w:rPr>
               <w:t xml:space="preserve">Start with $3, earn $12 per hour</w:t>
@@ -5164,25 +5174,25 @@
                 <w:rFonts w:ascii="Avenir Next" w:hAnsi="Avenir Next" w:cs="Avenir Next" w:eastAsia="Avenir Next"/>
                 <w:b/>
                 <w:color w:val="003A70"/>
+                <w:sz w:val="22"/>
+                <w:szCs w:val="19"/>
+              </w:rPr>
+              <w:t xml:space="preserve">C</w:t>
+            </w:r>
+            <w:r>
+              <w:rPr>
+                <w:rFonts w:ascii="Avenir Next" w:hAnsi="Avenir Next" w:cs="Avenir Next" w:eastAsia="Avenir Next"/>
+                <w:color w:val="1A1A1A"/>
                 <w:sz w:val="19"/>
                 <w:szCs w:val="19"/>
               </w:rPr>
-              <w:t xml:space="preserve">C</w:t>
-            </w:r>
-            <w:r>
-              <w:rPr>
-                <w:rFonts w:ascii="Avenir Next" w:hAnsi="Avenir Next" w:cs="Avenir Next" w:eastAsia="Avenir Next"/>
-                <w:color w:val="1A1A1A"/>
-                <w:sz w:val="19"/>
-                <w:szCs w:val="19"/>
-              </w:rPr>
               <w:tab/>
             </w:r>
             <w:r>
               <w:rPr>
                 <w:rFonts w:ascii="Avenir Next" w:hAnsi="Avenir Next" w:cs="Avenir Next" w:eastAsia="Avenir Next"/>
                 <w:color w:val="1A1A1A"/>
-                <w:sz w:val="19"/>
+                <w:sz w:val="22"/>
                 <w:szCs w:val="19"/>
               </w:rPr>
               <w:t xml:space="preserve">Start with 12 gal, add 3 gal per min</w:t>
@@ -5207,25 +5217,25 @@
                 <w:rFonts w:ascii="Avenir Next" w:hAnsi="Avenir Next" w:cs="Avenir Next" w:eastAsia="Avenir Next"/>
                 <w:b/>
                 <w:color w:val="003A70"/>
+                <w:sz w:val="22"/>
+                <w:szCs w:val="19"/>
+              </w:rPr>
+              <w:t xml:space="preserve">D</w:t>
+            </w:r>
+            <w:r>
+              <w:rPr>
+                <w:rFonts w:ascii="Avenir Next" w:hAnsi="Avenir Next" w:cs="Avenir Next" w:eastAsia="Avenir Next"/>
+                <w:color w:val="1A1A1A"/>
                 <w:sz w:val="19"/>
                 <w:szCs w:val="19"/>
               </w:rPr>
-              <w:t xml:space="preserve">D</w:t>
-            </w:r>
-            <w:r>
-              <w:rPr>
-                <w:rFonts w:ascii="Avenir Next" w:hAnsi="Avenir Next" w:cs="Avenir Next" w:eastAsia="Avenir Next"/>
-                <w:color w:val="1A1A1A"/>
-                <w:sz w:val="19"/>
-                <w:szCs w:val="19"/>
-              </w:rPr>
               <w:tab/>
             </w:r>
             <w:r>
               <w:rPr>
                 <w:rFonts w:ascii="Avenir Next" w:hAnsi="Avenir Next" w:cs="Avenir Next" w:eastAsia="Avenir Next"/>
                 <w:color w:val="1A1A1A"/>
-                <w:sz w:val="19"/>
+                <w:sz w:val="22"/>
                 <w:szCs w:val="19"/>
               </w:rPr>
               <w:t xml:space="preserve">$12 for 3 people</w:t>
@@ -5283,6 +5293,7 @@
           </w:tcPr>
           <w:p>
             <w:pPr>
+              <w:pStyle w:val="Heading2"/>
               <w:spacing w:before="0" w:after="0" w:line="240" w:lineRule="auto"/>
             </w:pPr>
             <w:r>
@@ -5320,7 +5331,7 @@
               <w:rPr>
                 <w:rFonts w:ascii="Avenir Next" w:hAnsi="Avenir Next" w:cs="Avenir Next" w:eastAsia="Avenir Next"/>
                 <w:color w:val="1A1A1A"/>
-                <w:sz w:val="17"/>
+                <w:sz w:val="22"/>
                 <w:szCs w:val="17"/>
               </w:rPr>
               <w:t xml:space="preserve">  I can do this on my own</w:t>
@@ -5349,7 +5360,7 @@
               <w:rPr>
                 <w:rFonts w:ascii="Avenir Next" w:hAnsi="Avenir Next" w:cs="Avenir Next" w:eastAsia="Avenir Next"/>
                 <w:color w:val="1A1A1A"/>
-                <w:sz w:val="17"/>
+                <w:sz w:val="22"/>
                 <w:szCs w:val="17"/>
               </w:rPr>
               <w:t xml:space="preserve">  I need a little help</w:t>
@@ -5378,7 +5389,7 @@
               <w:rPr>
                 <w:rFonts w:ascii="Avenir Next" w:hAnsi="Avenir Next" w:cs="Avenir Next" w:eastAsia="Avenir Next"/>
                 <w:color w:val="1A1A1A"/>
-                <w:sz w:val="17"/>
+                <w:sz w:val="22"/>
                 <w:szCs w:val="17"/>
               </w:rPr>
               <w:t xml:space="preserve">  I have a question about #</w:t>
@@ -5485,7 +5496,106 @@
               <w:sz w:val="15"/>
               <w:szCs w:val="15"/>
             </w:rPr>
-            <w:t xml:space="preserve">Lesson 9-3  ·  Homework Packet</w:t>
+            <w:t xml:space="preserve">9-3 · Page </w:t>
+          </w:r>
+          <w:r>
+            <w:rPr>
+              <w:rFonts w:ascii="Avenir Next" w:hAnsi="Avenir Next" w:cs="Avenir Next" w:eastAsia="Avenir Next"/>
+              <w:color w:val="5A5F66"/>
+              <w:sz w:val="15"/>
+              <w:szCs w:val="15"/>
+            </w:rPr>
+            <w:fldChar w:fldCharType="begin"/>
+          </w:r>
+          <w:r>
+            <w:rPr>
+              <w:rFonts w:ascii="Avenir Next" w:hAnsi="Avenir Next" w:cs="Avenir Next" w:eastAsia="Avenir Next"/>
+              <w:color w:val="5A5F66"/>
+              <w:sz w:val="15"/>
+              <w:szCs w:val="15"/>
+            </w:rPr>
+            <w:instrText xml:space="preserve"> PAGE </w:instrText>
+          </w:r>
+          <w:r>
+            <w:rPr>
+              <w:rFonts w:ascii="Avenir Next" w:hAnsi="Avenir Next" w:cs="Avenir Next" w:eastAsia="Avenir Next"/>
+              <w:color w:val="5A5F66"/>
+              <w:sz w:val="15"/>
+              <w:szCs w:val="15"/>
+            </w:rPr>
+            <w:fldChar w:fldCharType="separate"/>
+          </w:r>
+          <w:r>
+            <w:rPr>
+              <w:rFonts w:ascii="Avenir Next" w:hAnsi="Avenir Next" w:cs="Avenir Next" w:eastAsia="Avenir Next"/>
+              <w:color w:val="5A5F66"/>
+              <w:sz w:val="15"/>
+              <w:szCs w:val="15"/>
+            </w:rPr>
+            <w:t xml:space="preserve">1</w:t>
+          </w:r>
+          <w:r>
+            <w:rPr>
+              <w:rFonts w:ascii="Avenir Next" w:hAnsi="Avenir Next" w:cs="Avenir Next" w:eastAsia="Avenir Next"/>
+              <w:color w:val="5A5F66"/>
+              <w:sz w:val="15"/>
+              <w:szCs w:val="15"/>
+            </w:rPr>
+            <w:fldChar w:fldCharType="end"/>
+          </w:r>
+          <w:r>
+            <w:rPr>
+              <w:rFonts w:ascii="Avenir Next" w:hAnsi="Avenir Next" w:cs="Avenir Next" w:eastAsia="Avenir Next"/>
+              <w:color w:val="5A5F66"/>
+              <w:sz w:val="15"/>
+              <w:szCs w:val="15"/>
+            </w:rPr>
+            <w:t xml:space="preserve"> of </w:t>
+          </w:r>
+          <w:r>
+            <w:rPr>
+              <w:rFonts w:ascii="Avenir Next" w:hAnsi="Avenir Next" w:cs="Avenir Next" w:eastAsia="Avenir Next"/>
+              <w:color w:val="5A5F66"/>
+              <w:sz w:val="15"/>
+              <w:szCs w:val="15"/>
+            </w:rPr>
+            <w:fldChar w:fldCharType="begin"/>
+          </w:r>
+          <w:r>
+            <w:rPr>
+              <w:rFonts w:ascii="Avenir Next" w:hAnsi="Avenir Next" w:cs="Avenir Next" w:eastAsia="Avenir Next"/>
+              <w:color w:val="5A5F66"/>
+              <w:sz w:val="15"/>
+              <w:szCs w:val="15"/>
+            </w:rPr>
+            <w:instrText xml:space="preserve"> NUMPAGES </w:instrText>
+          </w:r>
+          <w:r>
+            <w:rPr>
+              <w:rFonts w:ascii="Avenir Next" w:hAnsi="Avenir Next" w:cs="Avenir Next" w:eastAsia="Avenir Next"/>
+              <w:color w:val="5A5F66"/>
+              <w:sz w:val="15"/>
+              <w:szCs w:val="15"/>
+            </w:rPr>
+            <w:fldChar w:fldCharType="separate"/>
+          </w:r>
+          <w:r>
+            <w:rPr>
+              <w:rFonts w:ascii="Avenir Next" w:hAnsi="Avenir Next" w:cs="Avenir Next" w:eastAsia="Avenir Next"/>
+              <w:color w:val="5A5F66"/>
+              <w:sz w:val="15"/>
+              <w:szCs w:val="15"/>
+            </w:rPr>
+            <w:t xml:space="preserve">1</w:t>
+          </w:r>
+          <w:r>
+            <w:rPr>
+              <w:rFonts w:ascii="Avenir Next" w:hAnsi="Avenir Next" w:cs="Avenir Next" w:eastAsia="Avenir Next"/>
+              <w:color w:val="5A5F66"/>
+              <w:sz w:val="15"/>
+              <w:szCs w:val="15"/>
+            </w:rPr>
+            <w:fldChar w:fldCharType="end"/>
           </w:r>
         </w:p>
       </w:tc>
@@ -5528,5 +5638,23 @@
       </w:tblCellMar>
     </w:tblPr>
   </w:style>
+  <w:style w:type="paragraph" w:styleId="Heading1">
+    <w:name w:val="heading 1"/>
+    <w:basedOn w:val="Normal"/>
+    <w:pPr>
+      <w:outlineLvl w:val="0"/>
+      <w:keepNext w:val="0"/>
+      <w:keepLines w:val="0"/>
+    </w:pPr>
+  </w:style>
+  <w:style w:type="paragraph" w:styleId="Heading2">
+    <w:name w:val="heading 2"/>
+    <w:basedOn w:val="Normal"/>
+    <w:pPr>
+      <w:outlineLvl w:val="1"/>
+      <w:keepNext w:val="0"/>
+      <w:keepLines w:val="0"/>
+    </w:pPr>
+  </w:style>
 </w:styles>
 </file>